--- a/docx/mid-term/07_单元测试计划文档.docx
+++ b/docx/mid-term/07_单元测试计划文档.docx
@@ -2094,7 +2094,7 @@
       </w:tr>
     </w:tbl>
     <w:bookmarkEnd w:id="32"/>
-    <w:bookmarkStart w:id="33" w:name="训练与预测模块单元测试计划"/>
+    <w:bookmarkStart w:id="34" w:name="训练与预测模块单元测试计划"/>
     <w:p>
       <w:pPr>
         <w:pStyle w:val="Heading2"/>
@@ -2481,11 +2481,10 @@
         </w:tc>
       </w:tr>
     </w:tbl>
-    <w:bookmarkEnd w:id="33"/>
-    <w:bookmarkStart w:id="34" w:name="指标与论文-workflow-单元测试补充"/>
-    <w:p>
-      <w:pPr>
-        <w:pStyle w:val="Heading2"/>
+    <w:bookmarkStart w:id="33" w:name="指标与论文-workflow-单元测试补充"/>
+    <w:p>
+      <w:pPr>
+        <w:pStyle w:val="Heading3"/>
       </w:pPr>
       <w:r>
         <w:rPr>
@@ -2823,6 +2822,7 @@
         </w:tc>
       </w:tr>
     </w:tbl>
+    <w:bookmarkEnd w:id="33"/>
     <w:bookmarkEnd w:id="34"/>
     <w:bookmarkStart w:id="35" w:name="预期结果与通过标准"/>
     <w:p>

--- a/docx/mid-term/07_单元测试计划文档.docx
+++ b/docx/mid-term/07_单元测试计划文档.docx
@@ -36,9 +36,9 @@
       </w:pPr>
       <w:r>
         <w:rPr>
-          <w:rFonts w:ascii="黑体" w:hAnsi="黑体" w:eastAsia="黑体"/>
+          <w:rFonts w:ascii="宋体" w:hAnsi="宋体" w:eastAsia="宋体"/>
           <w:b/>
-          <w:sz w:val="40"/>
+          <w:sz w:val="48"/>
         </w:rPr>
         <w:t xml:space="preserve">工业轴承设备剩余寿命预测系统的实现：单元测试计划文档</w:t>
       </w:r>
@@ -50,7 +50,7 @@
       </w:pPr>
       <w:r>
         <w:rPr>
-          <w:rFonts w:ascii="黑体" w:hAnsi="黑体" w:eastAsia="黑体"/>
+          <w:rFonts w:ascii="宋体" w:hAnsi="宋体" w:eastAsia="宋体"/>
         </w:rPr>
         <w:t xml:space="preserve">文档信息</w:t>
       </w:r>
@@ -61,19 +61,19 @@
         <w:tblW w:type="pct" w:w="0.0"/>
         <w:tblLook w:firstRow="1" w:lastRow="0" w:firstColumn="0" w:lastColumn="0" w:noHBand="0" w:noVBand="0" w:val="0020"/>
         <w:tblBorders>
-          <w:top w:val="single" w:sz="4" w:space="0" w:color="BFBFBF"/>
-          <w:left w:val="single" w:sz="4" w:space="0" w:color="BFBFBF"/>
-          <w:bottom w:val="single" w:sz="4" w:space="0" w:color="BFBFBF"/>
-          <w:right w:val="single" w:sz="4" w:space="0" w:color="BFBFBF"/>
-          <w:insideH w:val="single" w:sz="4" w:space="0" w:color="BFBFBF"/>
-          <w:insideV w:val="single" w:sz="4" w:space="0" w:color="BFBFBF"/>
+          <w:top w:val="single" w:sz="4" w:space="0" w:color="000000"/>
+          <w:left w:val="single" w:sz="4" w:space="0" w:color="000000"/>
+          <w:bottom w:val="single" w:sz="4" w:space="0" w:color="000000"/>
+          <w:right w:val="single" w:sz="4" w:space="0" w:color="000000"/>
+          <w:insideH w:val="single" w:sz="4" w:space="0" w:color="000000"/>
+          <w:insideV w:val="single" w:sz="4" w:space="0" w:color="000000"/>
         </w:tblBorders>
       </w:tblPr>
       <w:tblGrid/>
       <w:tr>
         <w:tc>
           <w:tcPr>
-            <w:shd w:fill="EAEAEA"/>
+            <w:shd w:fill="FFFFFF"/>
           </w:tcPr>
           <w:p>
             <w:pPr>
@@ -84,7 +84,8 @@
             <w:r>
               <w:rPr>
                 <w:rFonts w:ascii="宋体" w:hAnsi="宋体" w:eastAsia="宋体"/>
-                <w:sz w:val="19"/>
+                <w:b/>
+                <w:sz w:val="21"/>
               </w:rPr>
               <w:t xml:space="preserve">项目</w:t>
             </w:r>
@@ -92,7 +93,7 @@
         </w:tc>
         <w:tc>
           <w:tcPr>
-            <w:shd w:fill="EAEAEA"/>
+            <w:shd w:fill="FFFFFF"/>
           </w:tcPr>
           <w:p>
             <w:pPr>
@@ -103,7 +104,8 @@
             <w:r>
               <w:rPr>
                 <w:rFonts w:ascii="宋体" w:hAnsi="宋体" w:eastAsia="宋体"/>
-                <w:sz w:val="19"/>
+                <w:b/>
+                <w:sz w:val="21"/>
               </w:rPr>
               <w:t xml:space="preserve">内容</w:t>
             </w:r>
@@ -121,7 +123,7 @@
             <w:r>
               <w:rPr>
                 <w:rFonts w:ascii="宋体" w:hAnsi="宋体" w:eastAsia="宋体"/>
-                <w:sz w:val="19"/>
+                <w:sz w:val="21"/>
               </w:rPr>
               <w:t xml:space="preserve">文档名称</w:t>
             </w:r>
@@ -137,7 +139,7 @@
             <w:r>
               <w:rPr>
                 <w:rFonts w:ascii="宋体" w:hAnsi="宋体" w:eastAsia="宋体"/>
-                <w:sz w:val="19"/>
+                <w:sz w:val="21"/>
               </w:rPr>
               <w:t xml:space="preserve">单元测试计划文档</w:t>
             </w:r>
@@ -155,7 +157,7 @@
             <w:r>
               <w:rPr>
                 <w:rFonts w:ascii="宋体" w:hAnsi="宋体" w:eastAsia="宋体"/>
-                <w:sz w:val="19"/>
+                <w:sz w:val="21"/>
               </w:rPr>
               <w:t xml:space="preserve">文档编号</w:t>
             </w:r>
@@ -171,7 +173,7 @@
             <w:r>
               <w:rPr>
                 <w:rFonts w:ascii="宋体" w:hAnsi="宋体" w:eastAsia="宋体"/>
-                <w:sz w:val="19"/>
+                <w:sz w:val="21"/>
               </w:rPr>
               <w:t xml:space="preserve">SE-PHM-MID-07</w:t>
             </w:r>
@@ -189,7 +191,7 @@
             <w:r>
               <w:rPr>
                 <w:rFonts w:ascii="宋体" w:hAnsi="宋体" w:eastAsia="宋体"/>
-                <w:sz w:val="19"/>
+                <w:sz w:val="21"/>
               </w:rPr>
               <w:t xml:space="preserve">文档阶段</w:t>
             </w:r>
@@ -205,7 +207,7 @@
             <w:r>
               <w:rPr>
                 <w:rFonts w:ascii="宋体" w:hAnsi="宋体" w:eastAsia="宋体"/>
-                <w:sz w:val="19"/>
+                <w:sz w:val="21"/>
               </w:rPr>
               <w:t xml:space="preserve">中期</w:t>
             </w:r>
@@ -223,7 +225,7 @@
             <w:r>
               <w:rPr>
                 <w:rFonts w:ascii="宋体" w:hAnsi="宋体" w:eastAsia="宋体"/>
-                <w:sz w:val="19"/>
+                <w:sz w:val="21"/>
               </w:rPr>
               <w:t xml:space="preserve">项目名称</w:t>
             </w:r>
@@ -239,7 +241,7 @@
             <w:r>
               <w:rPr>
                 <w:rFonts w:ascii="宋体" w:hAnsi="宋体" w:eastAsia="宋体"/>
-                <w:sz w:val="19"/>
+                <w:sz w:val="21"/>
               </w:rPr>
               <w:t xml:space="preserve">工业轴承设备剩余寿命预测系统的实现</w:t>
             </w:r>
@@ -257,7 +259,7 @@
             <w:r>
               <w:rPr>
                 <w:rFonts w:ascii="宋体" w:hAnsi="宋体" w:eastAsia="宋体"/>
-                <w:sz w:val="19"/>
+                <w:sz w:val="21"/>
               </w:rPr>
               <w:t xml:space="preserve">课程</w:t>
             </w:r>
@@ -273,7 +275,7 @@
             <w:r>
               <w:rPr>
                 <w:rFonts w:ascii="宋体" w:hAnsi="宋体" w:eastAsia="宋体"/>
-                <w:sz w:val="19"/>
+                <w:sz w:val="21"/>
               </w:rPr>
               <w:t xml:space="preserve">中国科学技术大学软件学院《软件工程》</w:t>
             </w:r>
@@ -291,7 +293,7 @@
             <w:r>
               <w:rPr>
                 <w:rFonts w:ascii="宋体" w:hAnsi="宋体" w:eastAsia="宋体"/>
-                <w:sz w:val="19"/>
+                <w:sz w:val="21"/>
               </w:rPr>
               <w:t xml:space="preserve">指导老师</w:t>
             </w:r>
@@ -307,7 +309,7 @@
             <w:r>
               <w:rPr>
                 <w:rFonts w:ascii="宋体" w:hAnsi="宋体" w:eastAsia="宋体"/>
-                <w:sz w:val="19"/>
+                <w:sz w:val="21"/>
               </w:rPr>
               <w:t xml:space="preserve">zjf</w:t>
             </w:r>
@@ -325,7 +327,7 @@
             <w:r>
               <w:rPr>
                 <w:rFonts w:ascii="宋体" w:hAnsi="宋体" w:eastAsia="宋体"/>
-                <w:sz w:val="19"/>
+                <w:sz w:val="21"/>
               </w:rPr>
               <w:t xml:space="preserve">小组成员</w:t>
             </w:r>
@@ -341,7 +343,7 @@
             <w:r>
               <w:rPr>
                 <w:rFonts w:ascii="宋体" w:hAnsi="宋体" w:eastAsia="宋体"/>
-                <w:sz w:val="19"/>
+                <w:sz w:val="21"/>
               </w:rPr>
               <w:t xml:space="preserve">zyj、cyy、zdh、zy</w:t>
             </w:r>
@@ -359,7 +361,7 @@
             <w:r>
               <w:rPr>
                 <w:rFonts w:ascii="宋体" w:hAnsi="宋体" w:eastAsia="宋体"/>
-                <w:sz w:val="19"/>
+                <w:sz w:val="21"/>
               </w:rPr>
               <w:t xml:space="preserve">文档负责人</w:t>
             </w:r>
@@ -375,7 +377,7 @@
             <w:r>
               <w:rPr>
                 <w:rFonts w:ascii="宋体" w:hAnsi="宋体" w:eastAsia="宋体"/>
-                <w:sz w:val="19"/>
+                <w:sz w:val="21"/>
               </w:rPr>
               <w:t xml:space="preserve">cyy</w:t>
             </w:r>
@@ -393,7 +395,7 @@
             <w:r>
               <w:rPr>
                 <w:rFonts w:ascii="宋体" w:hAnsi="宋体" w:eastAsia="宋体"/>
-                <w:sz w:val="19"/>
+                <w:sz w:val="21"/>
               </w:rPr>
               <w:t xml:space="preserve">参与编写</w:t>
             </w:r>
@@ -409,7 +411,7 @@
             <w:r>
               <w:rPr>
                 <w:rFonts w:ascii="宋体" w:hAnsi="宋体" w:eastAsia="宋体"/>
-                <w:sz w:val="19"/>
+                <w:sz w:val="21"/>
               </w:rPr>
               <w:t xml:space="preserve">zyj、zdh、zy</w:t>
             </w:r>
@@ -427,7 +429,7 @@
             <w:r>
               <w:rPr>
                 <w:rFonts w:ascii="宋体" w:hAnsi="宋体" w:eastAsia="宋体"/>
-                <w:sz w:val="19"/>
+                <w:sz w:val="21"/>
               </w:rPr>
               <w:t xml:space="preserve">版本</w:t>
             </w:r>
@@ -443,7 +445,7 @@
             <w:r>
               <w:rPr>
                 <w:rFonts w:ascii="宋体" w:hAnsi="宋体" w:eastAsia="宋体"/>
-                <w:sz w:val="19"/>
+                <w:sz w:val="21"/>
               </w:rPr>
               <w:t xml:space="preserve">V3.0</w:t>
             </w:r>
@@ -461,7 +463,7 @@
             <w:r>
               <w:rPr>
                 <w:rFonts w:ascii="宋体" w:hAnsi="宋体" w:eastAsia="宋体"/>
-                <w:sz w:val="19"/>
+                <w:sz w:val="21"/>
               </w:rPr>
               <w:t xml:space="preserve">修订日期</w:t>
             </w:r>
@@ -477,7 +479,7 @@
             <w:r>
               <w:rPr>
                 <w:rFonts w:ascii="宋体" w:hAnsi="宋体" w:eastAsia="宋体"/>
-                <w:sz w:val="19"/>
+                <w:sz w:val="21"/>
               </w:rPr>
               <w:t xml:space="preserve">2026-06-14</w:t>
             </w:r>
@@ -495,7 +497,7 @@
             <w:r>
               <w:rPr>
                 <w:rFonts w:ascii="宋体" w:hAnsi="宋体" w:eastAsia="宋体"/>
-                <w:sz w:val="19"/>
+                <w:sz w:val="21"/>
               </w:rPr>
               <w:t xml:space="preserve">归档形式</w:t>
             </w:r>
@@ -511,7 +513,7 @@
             <w:r>
               <w:rPr>
                 <w:rFonts w:ascii="宋体" w:hAnsi="宋体" w:eastAsia="宋体"/>
-                <w:sz w:val="19"/>
+                <w:sz w:val="21"/>
               </w:rPr>
               <w:t xml:space="preserve">Markdown 源文件、PDF、DOCX</w:t>
             </w:r>
@@ -529,7 +531,7 @@
             <w:r>
               <w:rPr>
                 <w:rFonts w:ascii="宋体" w:hAnsi="宋体" w:eastAsia="宋体"/>
-                <w:sz w:val="19"/>
+                <w:sz w:val="21"/>
               </w:rPr>
               <w:t xml:space="preserve">内容基线</w:t>
             </w:r>
@@ -545,7 +547,7 @@
             <w:r>
               <w:rPr>
                 <w:rFonts w:ascii="宋体" w:hAnsi="宋体" w:eastAsia="宋体"/>
-                <w:sz w:val="19"/>
+                <w:sz w:val="21"/>
               </w:rPr>
               <w:t xml:space="preserve">单元划分、用例设计、通过准则和回归策略</w:t>
             </w:r>
@@ -561,7 +563,7 @@
       </w:pPr>
       <w:r>
         <w:rPr>
-          <w:rFonts w:ascii="黑体" w:hAnsi="黑体" w:eastAsia="黑体"/>
+          <w:rFonts w:ascii="宋体" w:hAnsi="宋体" w:eastAsia="宋体"/>
         </w:rPr>
         <w:t xml:space="preserve">修订记录</w:t>
       </w:r>
@@ -572,19 +574,19 @@
         <w:tblW w:type="pct" w:w="0.0"/>
         <w:tblLook w:firstRow="1" w:lastRow="0" w:firstColumn="0" w:lastColumn="0" w:noHBand="0" w:noVBand="0" w:val="0020"/>
         <w:tblBorders>
-          <w:top w:val="single" w:sz="4" w:space="0" w:color="BFBFBF"/>
-          <w:left w:val="single" w:sz="4" w:space="0" w:color="BFBFBF"/>
-          <w:bottom w:val="single" w:sz="4" w:space="0" w:color="BFBFBF"/>
-          <w:right w:val="single" w:sz="4" w:space="0" w:color="BFBFBF"/>
-          <w:insideH w:val="single" w:sz="4" w:space="0" w:color="BFBFBF"/>
-          <w:insideV w:val="single" w:sz="4" w:space="0" w:color="BFBFBF"/>
+          <w:top w:val="single" w:sz="4" w:space="0" w:color="000000"/>
+          <w:left w:val="single" w:sz="4" w:space="0" w:color="000000"/>
+          <w:bottom w:val="single" w:sz="4" w:space="0" w:color="000000"/>
+          <w:right w:val="single" w:sz="4" w:space="0" w:color="000000"/>
+          <w:insideH w:val="single" w:sz="4" w:space="0" w:color="000000"/>
+          <w:insideV w:val="single" w:sz="4" w:space="0" w:color="000000"/>
         </w:tblBorders>
       </w:tblPr>
       <w:tblGrid/>
       <w:tr>
         <w:tc>
           <w:tcPr>
-            <w:shd w:fill="EAEAEA"/>
+            <w:shd w:fill="FFFFFF"/>
           </w:tcPr>
           <w:p>
             <w:pPr>
@@ -595,7 +597,8 @@
             <w:r>
               <w:rPr>
                 <w:rFonts w:ascii="宋体" w:hAnsi="宋体" w:eastAsia="宋体"/>
-                <w:sz w:val="19"/>
+                <w:b/>
+                <w:sz w:val="21"/>
               </w:rPr>
               <w:t xml:space="preserve">版本</w:t>
             </w:r>
@@ -603,7 +606,7 @@
         </w:tc>
         <w:tc>
           <w:tcPr>
-            <w:shd w:fill="EAEAEA"/>
+            <w:shd w:fill="FFFFFF"/>
           </w:tcPr>
           <w:p>
             <w:pPr>
@@ -614,7 +617,8 @@
             <w:r>
               <w:rPr>
                 <w:rFonts w:ascii="宋体" w:hAnsi="宋体" w:eastAsia="宋体"/>
-                <w:sz w:val="19"/>
+                <w:b/>
+                <w:sz w:val="21"/>
               </w:rPr>
               <w:t xml:space="preserve">日期</w:t>
             </w:r>
@@ -622,7 +626,7 @@
         </w:tc>
         <w:tc>
           <w:tcPr>
-            <w:shd w:fill="EAEAEA"/>
+            <w:shd w:fill="FFFFFF"/>
           </w:tcPr>
           <w:p>
             <w:pPr>
@@ -633,7 +637,8 @@
             <w:r>
               <w:rPr>
                 <w:rFonts w:ascii="宋体" w:hAnsi="宋体" w:eastAsia="宋体"/>
-                <w:sz w:val="19"/>
+                <w:b/>
+                <w:sz w:val="21"/>
               </w:rPr>
               <w:t xml:space="preserve">编写人</w:t>
             </w:r>
@@ -641,7 +646,7 @@
         </w:tc>
         <w:tc>
           <w:tcPr>
-            <w:shd w:fill="EAEAEA"/>
+            <w:shd w:fill="FFFFFF"/>
           </w:tcPr>
           <w:p>
             <w:pPr>
@@ -652,7 +657,8 @@
             <w:r>
               <w:rPr>
                 <w:rFonts w:ascii="宋体" w:hAnsi="宋体" w:eastAsia="宋体"/>
-                <w:sz w:val="19"/>
+                <w:b/>
+                <w:sz w:val="21"/>
               </w:rPr>
               <w:t xml:space="preserve">说明</w:t>
             </w:r>
@@ -670,7 +676,7 @@
             <w:r>
               <w:rPr>
                 <w:rFonts w:ascii="宋体" w:hAnsi="宋体" w:eastAsia="宋体"/>
-                <w:sz w:val="19"/>
+                <w:sz w:val="21"/>
               </w:rPr>
               <w:t xml:space="preserve">V1.0</w:t>
             </w:r>
@@ -686,7 +692,7 @@
             <w:r>
               <w:rPr>
                 <w:rFonts w:ascii="宋体" w:hAnsi="宋体" w:eastAsia="宋体"/>
-                <w:sz w:val="19"/>
+                <w:sz w:val="21"/>
               </w:rPr>
               <w:t xml:space="preserve">2025-11-10</w:t>
             </w:r>
@@ -702,7 +708,7 @@
             <w:r>
               <w:rPr>
                 <w:rFonts w:ascii="宋体" w:hAnsi="宋体" w:eastAsia="宋体"/>
-                <w:sz w:val="19"/>
+                <w:sz w:val="21"/>
               </w:rPr>
               <w:t xml:space="preserve">项目组</w:t>
             </w:r>
@@ -718,7 +724,7 @@
             <w:r>
               <w:rPr>
                 <w:rFonts w:ascii="宋体" w:hAnsi="宋体" w:eastAsia="宋体"/>
-                <w:sz w:val="19"/>
+                <w:sz w:val="21"/>
               </w:rPr>
               <w:t xml:space="preserve">完成初版课程文档</w:t>
             </w:r>
@@ -736,7 +742,7 @@
             <w:r>
               <w:rPr>
                 <w:rFonts w:ascii="宋体" w:hAnsi="宋体" w:eastAsia="宋体"/>
-                <w:sz w:val="19"/>
+                <w:sz w:val="21"/>
               </w:rPr>
               <w:t xml:space="preserve">V2.0</w:t>
             </w:r>
@@ -752,7 +758,7 @@
             <w:r>
               <w:rPr>
                 <w:rFonts w:ascii="宋体" w:hAnsi="宋体" w:eastAsia="宋体"/>
-                <w:sz w:val="19"/>
+                <w:sz w:val="21"/>
               </w:rPr>
               <w:t xml:space="preserve">2026-03-12</w:t>
             </w:r>
@@ -768,7 +774,7 @@
             <w:r>
               <w:rPr>
                 <w:rFonts w:ascii="宋体" w:hAnsi="宋体" w:eastAsia="宋体"/>
-                <w:sz w:val="19"/>
+                <w:sz w:val="21"/>
               </w:rPr>
               <w:t xml:space="preserve">项目组</w:t>
             </w:r>
@@ -784,7 +790,7 @@
             <w:r>
               <w:rPr>
                 <w:rFonts w:ascii="宋体" w:hAnsi="宋体" w:eastAsia="宋体"/>
-                <w:sz w:val="19"/>
+                <w:sz w:val="21"/>
               </w:rPr>
               <w:t xml:space="preserve">统一项目名称、技术基线和阶段交付内容</w:t>
             </w:r>
@@ -802,7 +808,7 @@
             <w:r>
               <w:rPr>
                 <w:rFonts w:ascii="宋体" w:hAnsi="宋体" w:eastAsia="宋体"/>
-                <w:sz w:val="19"/>
+                <w:sz w:val="21"/>
               </w:rPr>
               <w:t xml:space="preserve">V3.0</w:t>
             </w:r>
@@ -818,7 +824,7 @@
             <w:r>
               <w:rPr>
                 <w:rFonts w:ascii="宋体" w:hAnsi="宋体" w:eastAsia="宋体"/>
-                <w:sz w:val="19"/>
+                <w:sz w:val="21"/>
               </w:rPr>
               <w:t xml:space="preserve">2026-06-14</w:t>
             </w:r>
@@ -834,7 +840,7 @@
             <w:r>
               <w:rPr>
                 <w:rFonts w:ascii="宋体" w:hAnsi="宋体" w:eastAsia="宋体"/>
-                <w:sz w:val="19"/>
+                <w:sz w:val="21"/>
               </w:rPr>
               <w:t xml:space="preserve">项目组</w:t>
             </w:r>
@@ -850,7 +856,7 @@
             <w:r>
               <w:rPr>
                 <w:rFonts w:ascii="宋体" w:hAnsi="宋体" w:eastAsia="宋体"/>
-                <w:sz w:val="19"/>
+                <w:sz w:val="21"/>
               </w:rPr>
               <w:t xml:space="preserve">参考课程交付样例统一封面与归档格式，补充数据理解、技术难点、测试验收和 DOCX 交付信息</w:t>
             </w:r>
@@ -866,7 +872,7 @@
       </w:pPr>
       <w:r>
         <w:rPr>
-          <w:rFonts w:ascii="黑体" w:hAnsi="黑体" w:eastAsia="黑体"/>
+          <w:rFonts w:ascii="宋体" w:hAnsi="宋体" w:eastAsia="宋体"/>
         </w:rPr>
         <w:t xml:space="preserve">1. 测试目的</w:t>
       </w:r>
@@ -874,6 +880,8 @@
     <w:p>
       <w:pPr>
         <w:pStyle w:val="FirstParagraph"/>
+        <w:spacing w:line="276" w:lineRule="auto" w:after="0"/>
+        <w:ind w:firstLine="420"/>
       </w:pPr>
       <w:r>
         <w:rPr>
@@ -890,7 +898,7 @@
       </w:pPr>
       <w:r>
         <w:rPr>
-          <w:rFonts w:ascii="黑体" w:hAnsi="黑体" w:eastAsia="黑体"/>
+          <w:rFonts w:ascii="宋体" w:hAnsi="宋体" w:eastAsia="宋体"/>
         </w:rPr>
         <w:t xml:space="preserve">2. 测试范围</w:t>
       </w:r>
@@ -898,6 +906,8 @@
     <w:p>
       <w:pPr>
         <w:pStyle w:val="FirstParagraph"/>
+        <w:spacing w:line="276" w:lineRule="auto" w:after="0"/>
+        <w:ind w:firstLine="420"/>
       </w:pPr>
       <w:r>
         <w:rPr>
@@ -913,6 +923,8 @@
           <w:numId w:val="1001"/>
         </w:numPr>
         <w:pStyle w:val="Compact"/>
+        <w:spacing w:line="276" w:lineRule="auto" w:after="0"/>
+        <w:ind w:firstLine="420"/>
       </w:pPr>
       <w:r>
         <w:rPr>
@@ -928,6 +940,8 @@
           <w:numId w:val="1001"/>
         </w:numPr>
         <w:pStyle w:val="Compact"/>
+        <w:spacing w:line="276" w:lineRule="auto" w:after="0"/>
+        <w:ind w:firstLine="420"/>
       </w:pPr>
       <w:r>
         <w:rPr>
@@ -943,6 +957,8 @@
           <w:numId w:val="1001"/>
         </w:numPr>
         <w:pStyle w:val="Compact"/>
+        <w:spacing w:line="276" w:lineRule="auto" w:after="0"/>
+        <w:ind w:firstLine="420"/>
       </w:pPr>
       <w:r>
         <w:rPr>
@@ -958,6 +974,8 @@
           <w:numId w:val="1001"/>
         </w:numPr>
         <w:pStyle w:val="Compact"/>
+        <w:spacing w:line="276" w:lineRule="auto" w:after="0"/>
+        <w:ind w:firstLine="420"/>
       </w:pPr>
       <w:r>
         <w:rPr>
@@ -973,6 +991,8 @@
           <w:numId w:val="1001"/>
         </w:numPr>
         <w:pStyle w:val="Compact"/>
+        <w:spacing w:line="276" w:lineRule="auto" w:after="0"/>
+        <w:ind w:firstLine="420"/>
       </w:pPr>
       <w:r>
         <w:rPr>
@@ -989,7 +1009,7 @@
       </w:pPr>
       <w:r>
         <w:rPr>
-          <w:rFonts w:ascii="黑体" w:hAnsi="黑体" w:eastAsia="黑体"/>
+          <w:rFonts w:ascii="宋体" w:hAnsi="宋体" w:eastAsia="宋体"/>
         </w:rPr>
         <w:t xml:space="preserve">3. 单元划分</w:t>
       </w:r>
@@ -1000,19 +1020,19 @@
         <w:tblW w:type="pct" w:w="0.0"/>
         <w:tblLook w:firstRow="1" w:lastRow="0" w:firstColumn="0" w:lastColumn="0" w:noHBand="0" w:noVBand="0" w:val="0020"/>
         <w:tblBorders>
-          <w:top w:val="single" w:sz="4" w:space="0" w:color="BFBFBF"/>
-          <w:left w:val="single" w:sz="4" w:space="0" w:color="BFBFBF"/>
-          <w:bottom w:val="single" w:sz="4" w:space="0" w:color="BFBFBF"/>
-          <w:right w:val="single" w:sz="4" w:space="0" w:color="BFBFBF"/>
-          <w:insideH w:val="single" w:sz="4" w:space="0" w:color="BFBFBF"/>
-          <w:insideV w:val="single" w:sz="4" w:space="0" w:color="BFBFBF"/>
+          <w:top w:val="single" w:sz="4" w:space="0" w:color="000000"/>
+          <w:left w:val="single" w:sz="4" w:space="0" w:color="000000"/>
+          <w:bottom w:val="single" w:sz="4" w:space="0" w:color="000000"/>
+          <w:right w:val="single" w:sz="4" w:space="0" w:color="000000"/>
+          <w:insideH w:val="single" w:sz="4" w:space="0" w:color="000000"/>
+          <w:insideV w:val="single" w:sz="4" w:space="0" w:color="000000"/>
         </w:tblBorders>
       </w:tblPr>
       <w:tblGrid/>
       <w:tr>
         <w:tc>
           <w:tcPr>
-            <w:shd w:fill="EAEAEA"/>
+            <w:shd w:fill="FFFFFF"/>
           </w:tcPr>
           <w:p>
             <w:pPr>
@@ -1023,7 +1043,8 @@
             <w:r>
               <w:rPr>
                 <w:rFonts w:ascii="宋体" w:hAnsi="宋体" w:eastAsia="宋体"/>
-                <w:sz w:val="19"/>
+                <w:b/>
+                <w:sz w:val="21"/>
               </w:rPr>
               <w:t xml:space="preserve">单元类别</w:t>
             </w:r>
@@ -1031,7 +1052,7 @@
         </w:tc>
         <w:tc>
           <w:tcPr>
-            <w:shd w:fill="EAEAEA"/>
+            <w:shd w:fill="FFFFFF"/>
           </w:tcPr>
           <w:p>
             <w:pPr>
@@ -1042,7 +1063,8 @@
             <w:r>
               <w:rPr>
                 <w:rFonts w:ascii="宋体" w:hAnsi="宋体" w:eastAsia="宋体"/>
-                <w:sz w:val="19"/>
+                <w:b/>
+                <w:sz w:val="21"/>
               </w:rPr>
               <w:t xml:space="preserve">代表对象</w:t>
             </w:r>
@@ -1050,7 +1072,7 @@
         </w:tc>
         <w:tc>
           <w:tcPr>
-            <w:shd w:fill="EAEAEA"/>
+            <w:shd w:fill="FFFFFF"/>
           </w:tcPr>
           <w:p>
             <w:pPr>
@@ -1061,7 +1083,8 @@
             <w:r>
               <w:rPr>
                 <w:rFonts w:ascii="宋体" w:hAnsi="宋体" w:eastAsia="宋体"/>
-                <w:sz w:val="19"/>
+                <w:b/>
+                <w:sz w:val="21"/>
               </w:rPr>
               <w:t xml:space="preserve">主要关注点</w:t>
             </w:r>
@@ -1079,7 +1102,7 @@
             <w:r>
               <w:rPr>
                 <w:rFonts w:ascii="宋体" w:hAnsi="宋体" w:eastAsia="宋体"/>
-                <w:sz w:val="19"/>
+                <w:sz w:val="21"/>
               </w:rPr>
               <w:t xml:space="preserve">数据单元</w:t>
             </w:r>
@@ -1095,7 +1118,7 @@
             <w:r>
               <w:rPr>
                 <w:rFonts w:ascii="宋体" w:hAnsi="宋体" w:eastAsia="宋体"/>
-                <w:sz w:val="19"/>
+                <w:sz w:val="21"/>
               </w:rPr>
               <w:t xml:space="preserve">loader、entity、serializer</w:t>
             </w:r>
@@ -1111,7 +1134,7 @@
             <w:r>
               <w:rPr>
                 <w:rFonts w:ascii="宋体" w:hAnsi="宋体" w:eastAsia="宋体"/>
-                <w:sz w:val="19"/>
+                <w:sz w:val="21"/>
               </w:rPr>
               <w:t xml:space="preserve">目录解析、格式兼容、导入导出</w:t>
             </w:r>
@@ -1129,7 +1152,7 @@
             <w:r>
               <w:rPr>
                 <w:rFonts w:ascii="宋体" w:hAnsi="宋体" w:eastAsia="宋体"/>
-                <w:sz w:val="19"/>
+                <w:sz w:val="21"/>
               </w:rPr>
               <w:t xml:space="preserve">预处理单元</w:t>
             </w:r>
@@ -1145,7 +1168,7 @@
             <w:r>
               <w:rPr>
                 <w:rFonts w:ascii="宋体" w:hAnsi="宋体" w:eastAsia="宋体"/>
-                <w:sz w:val="19"/>
+                <w:sz w:val="21"/>
               </w:rPr>
               <w:t xml:space="preserve">signal processor、pipeline</w:t>
             </w:r>
@@ -1161,7 +1184,7 @@
             <w:r>
               <w:rPr>
                 <w:rFonts w:ascii="宋体" w:hAnsi="宋体" w:eastAsia="宋体"/>
-                <w:sz w:val="19"/>
+                <w:sz w:val="21"/>
               </w:rPr>
               <w:t xml:space="preserve">滑动窗口、归一化、输出形状</w:t>
             </w:r>
@@ -1179,7 +1202,7 @@
             <w:r>
               <w:rPr>
                 <w:rFonts w:ascii="宋体" w:hAnsi="宋体" w:eastAsia="宋体"/>
-                <w:sz w:val="19"/>
+                <w:sz w:val="21"/>
               </w:rPr>
               <w:t xml:space="preserve">标签单元</w:t>
             </w:r>
@@ -1195,7 +1218,7 @@
             <w:r>
               <w:rPr>
                 <w:rFonts w:ascii="宋体" w:hAnsi="宋体" w:eastAsia="宋体"/>
-                <w:sz w:val="19"/>
+                <w:sz w:val="21"/>
               </w:rPr>
               <w:t xml:space="preserve">RUL labeler、stage labeler</w:t>
             </w:r>
@@ -1211,7 +1234,7 @@
             <w:r>
               <w:rPr>
                 <w:rFonts w:ascii="宋体" w:hAnsi="宋体" w:eastAsia="宋体"/>
-                <w:sz w:val="19"/>
+                <w:sz w:val="21"/>
               </w:rPr>
               <w:t xml:space="preserve">标签值正确性、边界样本处理</w:t>
             </w:r>
@@ -1229,7 +1252,7 @@
             <w:r>
               <w:rPr>
                 <w:rFonts w:ascii="宋体" w:hAnsi="宋体" w:eastAsia="宋体"/>
-                <w:sz w:val="19"/>
+                <w:sz w:val="21"/>
               </w:rPr>
               <w:t xml:space="preserve">训练单元</w:t>
             </w:r>
@@ -1245,7 +1268,7 @@
             <w:r>
               <w:rPr>
                 <w:rFonts w:ascii="宋体" w:hAnsi="宋体" w:eastAsia="宋体"/>
-                <w:sz w:val="19"/>
+                <w:sz w:val="21"/>
               </w:rPr>
               <w:t xml:space="preserve">trainer、callbacks</w:t>
             </w:r>
@@ -1261,7 +1284,7 @@
             <w:r>
               <w:rPr>
                 <w:rFonts w:ascii="宋体" w:hAnsi="宋体" w:eastAsia="宋体"/>
-                <w:sz w:val="19"/>
+                <w:sz w:val="21"/>
               </w:rPr>
               <w:t xml:space="preserve">生命周期调用、日志记录、早停</w:t>
             </w:r>
@@ -1279,7 +1302,7 @@
             <w:r>
               <w:rPr>
                 <w:rFonts w:ascii="宋体" w:hAnsi="宋体" w:eastAsia="宋体"/>
-                <w:sz w:val="19"/>
+                <w:sz w:val="21"/>
               </w:rPr>
               <w:t xml:space="preserve">预测单元</w:t>
             </w:r>
@@ -1295,7 +1318,7 @@
             <w:r>
               <w:rPr>
                 <w:rFonts w:ascii="宋体" w:hAnsi="宋体" w:eastAsia="宋体"/>
-                <w:sz w:val="19"/>
+                <w:sz w:val="21"/>
               </w:rPr>
               <w:t xml:space="preserve">predictor</w:t>
             </w:r>
@@ -1311,7 +1334,7 @@
             <w:r>
               <w:rPr>
                 <w:rFonts w:ascii="宋体" w:hAnsi="宋体" w:eastAsia="宋体"/>
-                <w:sz w:val="19"/>
+                <w:sz w:val="21"/>
               </w:rPr>
               <w:t xml:space="preserve">直接预测、滚动预测、不确定性输出</w:t>
             </w:r>
@@ -1329,7 +1352,7 @@
             <w:r>
               <w:rPr>
                 <w:rFonts w:ascii="宋体" w:hAnsi="宋体" w:eastAsia="宋体"/>
-                <w:sz w:val="19"/>
+                <w:sz w:val="21"/>
               </w:rPr>
               <w:t xml:space="preserve">展示单元</w:t>
             </w:r>
@@ -1345,7 +1368,7 @@
             <w:r>
               <w:rPr>
                 <w:rFonts w:ascii="宋体" w:hAnsi="宋体" w:eastAsia="宋体"/>
-                <w:sz w:val="19"/>
+                <w:sz w:val="21"/>
               </w:rPr>
               <w:t xml:space="preserve">visualizer</w:t>
             </w:r>
@@ -1361,7 +1384,7 @@
             <w:r>
               <w:rPr>
                 <w:rFonts w:ascii="宋体" w:hAnsi="宋体" w:eastAsia="宋体"/>
-                <w:sz w:val="19"/>
+                <w:sz w:val="21"/>
               </w:rPr>
               <w:t xml:space="preserve">图表文件生成、字段匹配</w:t>
             </w:r>
@@ -1377,7 +1400,7 @@
       </w:pPr>
       <w:r>
         <w:rPr>
-          <w:rFonts w:ascii="黑体" w:hAnsi="黑体" w:eastAsia="黑体"/>
+          <w:rFonts w:ascii="宋体" w:hAnsi="宋体" w:eastAsia="宋体"/>
         </w:rPr>
         <w:t xml:space="preserve">4. 测试环境</w:t>
       </w:r>
@@ -1388,19 +1411,19 @@
         <w:tblW w:type="pct" w:w="0.0"/>
         <w:tblLook w:firstRow="1" w:lastRow="0" w:firstColumn="0" w:lastColumn="0" w:noHBand="0" w:noVBand="0" w:val="0020"/>
         <w:tblBorders>
-          <w:top w:val="single" w:sz="4" w:space="0" w:color="BFBFBF"/>
-          <w:left w:val="single" w:sz="4" w:space="0" w:color="BFBFBF"/>
-          <w:bottom w:val="single" w:sz="4" w:space="0" w:color="BFBFBF"/>
-          <w:right w:val="single" w:sz="4" w:space="0" w:color="BFBFBF"/>
-          <w:insideH w:val="single" w:sz="4" w:space="0" w:color="BFBFBF"/>
-          <w:insideV w:val="single" w:sz="4" w:space="0" w:color="BFBFBF"/>
+          <w:top w:val="single" w:sz="4" w:space="0" w:color="000000"/>
+          <w:left w:val="single" w:sz="4" w:space="0" w:color="000000"/>
+          <w:bottom w:val="single" w:sz="4" w:space="0" w:color="000000"/>
+          <w:right w:val="single" w:sz="4" w:space="0" w:color="000000"/>
+          <w:insideH w:val="single" w:sz="4" w:space="0" w:color="000000"/>
+          <w:insideV w:val="single" w:sz="4" w:space="0" w:color="000000"/>
         </w:tblBorders>
       </w:tblPr>
       <w:tblGrid/>
       <w:tr>
         <w:tc>
           <w:tcPr>
-            <w:shd w:fill="EAEAEA"/>
+            <w:shd w:fill="FFFFFF"/>
           </w:tcPr>
           <w:p>
             <w:pPr>
@@ -1411,7 +1434,8 @@
             <w:r>
               <w:rPr>
                 <w:rFonts w:ascii="宋体" w:hAnsi="宋体" w:eastAsia="宋体"/>
-                <w:sz w:val="19"/>
+                <w:b/>
+                <w:sz w:val="21"/>
               </w:rPr>
               <w:t xml:space="preserve">项目</w:t>
             </w:r>
@@ -1419,7 +1443,7 @@
         </w:tc>
         <w:tc>
           <w:tcPr>
-            <w:shd w:fill="EAEAEA"/>
+            <w:shd w:fill="FFFFFF"/>
           </w:tcPr>
           <w:p>
             <w:pPr>
@@ -1430,7 +1454,8 @@
             <w:r>
               <w:rPr>
                 <w:rFonts w:ascii="宋体" w:hAnsi="宋体" w:eastAsia="宋体"/>
-                <w:sz w:val="19"/>
+                <w:b/>
+                <w:sz w:val="21"/>
               </w:rPr>
               <w:t xml:space="preserve">要求</w:t>
             </w:r>
@@ -1448,7 +1473,7 @@
             <w:r>
               <w:rPr>
                 <w:rFonts w:ascii="宋体" w:hAnsi="宋体" w:eastAsia="宋体"/>
-                <w:sz w:val="19"/>
+                <w:sz w:val="21"/>
               </w:rPr>
               <w:t xml:space="preserve">Python</w:t>
             </w:r>
@@ -1464,7 +1489,7 @@
             <w:r>
               <w:rPr>
                 <w:rFonts w:ascii="宋体" w:hAnsi="宋体" w:eastAsia="宋体"/>
-                <w:sz w:val="19"/>
+                <w:sz w:val="21"/>
               </w:rPr>
               <w:t xml:space="preserve">3.11+</w:t>
             </w:r>
@@ -1482,7 +1507,7 @@
             <w:r>
               <w:rPr>
                 <w:rFonts w:ascii="宋体" w:hAnsi="宋体" w:eastAsia="宋体"/>
-                <w:sz w:val="19"/>
+                <w:sz w:val="21"/>
               </w:rPr>
               <w:t xml:space="preserve">环境管理</w:t>
             </w:r>
@@ -1498,7 +1523,7 @@
             <w:r>
               <w:rPr>
                 <w:rFonts w:ascii="宋体" w:hAnsi="宋体" w:eastAsia="宋体"/>
-                <w:sz w:val="19"/>
+                <w:sz w:val="21"/>
               </w:rPr>
               <w:t xml:space="preserve">uv</w:t>
             </w:r>
@@ -1516,7 +1541,7 @@
             <w:r>
               <w:rPr>
                 <w:rFonts w:ascii="宋体" w:hAnsi="宋体" w:eastAsia="宋体"/>
-                <w:sz w:val="19"/>
+                <w:sz w:val="21"/>
               </w:rPr>
               <w:t xml:space="preserve">测试框架</w:t>
             </w:r>
@@ -1532,7 +1557,7 @@
             <w:r>
               <w:rPr>
                 <w:rFonts w:ascii="宋体" w:hAnsi="宋体" w:eastAsia="宋体"/>
-                <w:sz w:val="19"/>
+                <w:sz w:val="21"/>
               </w:rPr>
               <w:t xml:space="preserve">pytest</w:t>
             </w:r>
@@ -1550,7 +1575,7 @@
             <w:r>
               <w:rPr>
                 <w:rFonts w:ascii="宋体" w:hAnsi="宋体" w:eastAsia="宋体"/>
-                <w:sz w:val="19"/>
+                <w:sz w:val="21"/>
               </w:rPr>
               <w:t xml:space="preserve">数据来源</w:t>
             </w:r>
@@ -1566,7 +1591,7 @@
             <w:r>
               <w:rPr>
                 <w:rFonts w:ascii="宋体" w:hAnsi="宋体" w:eastAsia="宋体"/>
-                <w:sz w:val="19"/>
+                <w:sz w:val="21"/>
               </w:rPr>
               <w:t xml:space="preserve">合成数据为主，真实数据 smoke test 为辅</w:t>
             </w:r>
@@ -1582,7 +1607,7 @@
       </w:pPr>
       <w:r>
         <w:rPr>
-          <w:rFonts w:ascii="黑体" w:hAnsi="黑体" w:eastAsia="黑体"/>
+          <w:rFonts w:ascii="宋体" w:hAnsi="宋体" w:eastAsia="宋体"/>
         </w:rPr>
         <w:t xml:space="preserve">5. 测试方法</w:t>
       </w:r>
@@ -1594,6 +1619,8 @@
           <w:numId w:val="1002"/>
         </w:numPr>
         <w:pStyle w:val="Compact"/>
+        <w:spacing w:line="276" w:lineRule="auto" w:after="0"/>
+        <w:ind w:firstLine="420"/>
       </w:pPr>
       <w:r>
         <w:rPr>
@@ -1609,6 +1636,8 @@
           <w:numId w:val="1002"/>
         </w:numPr>
         <w:pStyle w:val="Compact"/>
+        <w:spacing w:line="276" w:lineRule="auto" w:after="0"/>
+        <w:ind w:firstLine="420"/>
       </w:pPr>
       <w:r>
         <w:rPr>
@@ -1624,6 +1653,8 @@
           <w:numId w:val="1002"/>
         </w:numPr>
         <w:pStyle w:val="Compact"/>
+        <w:spacing w:line="276" w:lineRule="auto" w:after="0"/>
+        <w:ind w:firstLine="420"/>
       </w:pPr>
       <w:r>
         <w:rPr>
@@ -1639,6 +1670,8 @@
           <w:numId w:val="1002"/>
         </w:numPr>
         <w:pStyle w:val="Compact"/>
+        <w:spacing w:line="276" w:lineRule="auto" w:after="0"/>
+        <w:ind w:firstLine="420"/>
       </w:pPr>
       <w:r>
         <w:rPr>
@@ -1655,7 +1688,7 @@
       </w:pPr>
       <w:r>
         <w:rPr>
-          <w:rFonts w:ascii="黑体" w:hAnsi="黑体" w:eastAsia="黑体"/>
+          <w:rFonts w:ascii="宋体" w:hAnsi="宋体" w:eastAsia="宋体"/>
         </w:rPr>
         <w:t xml:space="preserve">6. 测试用例设计原则</w:t>
       </w:r>
@@ -1667,6 +1700,8 @@
           <w:numId w:val="1003"/>
         </w:numPr>
         <w:pStyle w:val="Compact"/>
+        <w:spacing w:line="276" w:lineRule="auto" w:after="0"/>
+        <w:ind w:firstLine="420"/>
       </w:pPr>
       <w:r>
         <w:rPr>
@@ -1682,6 +1717,8 @@
           <w:numId w:val="1003"/>
         </w:numPr>
         <w:pStyle w:val="Compact"/>
+        <w:spacing w:line="276" w:lineRule="auto" w:after="0"/>
+        <w:ind w:firstLine="420"/>
       </w:pPr>
       <w:r>
         <w:rPr>
@@ -1697,6 +1734,8 @@
           <w:numId w:val="1003"/>
         </w:numPr>
         <w:pStyle w:val="Compact"/>
+        <w:spacing w:line="276" w:lineRule="auto" w:after="0"/>
+        <w:ind w:firstLine="420"/>
       </w:pPr>
       <w:r>
         <w:rPr>
@@ -1712,6 +1751,8 @@
           <w:numId w:val="1003"/>
         </w:numPr>
         <w:pStyle w:val="Compact"/>
+        <w:spacing w:line="276" w:lineRule="auto" w:after="0"/>
+        <w:ind w:firstLine="420"/>
       </w:pPr>
       <w:r>
         <w:rPr>
@@ -1728,7 +1769,7 @@
       </w:pPr>
       <w:r>
         <w:rPr>
-          <w:rFonts w:ascii="黑体" w:hAnsi="黑体" w:eastAsia="黑体"/>
+          <w:rFonts w:ascii="宋体" w:hAnsi="宋体" w:eastAsia="宋体"/>
         </w:rPr>
         <w:t xml:space="preserve">7. 重点测试模块</w:t>
       </w:r>
@@ -1740,7 +1781,7 @@
       </w:pPr>
       <w:r>
         <w:rPr>
-          <w:rFonts w:ascii="黑体" w:hAnsi="黑体" w:eastAsia="黑体"/>
+          <w:rFonts w:ascii="宋体" w:hAnsi="宋体" w:eastAsia="宋体"/>
         </w:rPr>
         <w:t xml:space="preserve">7.1 数据处理模块</w:t>
       </w:r>
@@ -1748,6 +1789,8 @@
     <w:p>
       <w:pPr>
         <w:pStyle w:val="FirstParagraph"/>
+        <w:spacing w:line="276" w:lineRule="auto" w:after="0"/>
+        <w:ind w:firstLine="420"/>
       </w:pPr>
       <w:r>
         <w:rPr>
@@ -1764,7 +1807,7 @@
       </w:pPr>
       <w:r>
         <w:rPr>
-          <w:rFonts w:ascii="黑体" w:hAnsi="黑体" w:eastAsia="黑体"/>
+          <w:rFonts w:ascii="宋体" w:hAnsi="宋体" w:eastAsia="宋体"/>
         </w:rPr>
         <w:t xml:space="preserve">7.2 训练回调模块</w:t>
       </w:r>
@@ -1772,6 +1815,8 @@
     <w:p>
       <w:pPr>
         <w:pStyle w:val="FirstParagraph"/>
+        <w:spacing w:line="276" w:lineRule="auto" w:after="0"/>
+        <w:ind w:firstLine="420"/>
       </w:pPr>
       <w:r>
         <w:rPr>
@@ -1788,7 +1833,7 @@
       </w:pPr>
       <w:r>
         <w:rPr>
-          <w:rFonts w:ascii="黑体" w:hAnsi="黑体" w:eastAsia="黑体"/>
+          <w:rFonts w:ascii="宋体" w:hAnsi="宋体" w:eastAsia="宋体"/>
         </w:rPr>
         <w:t xml:space="preserve">7.3 预测策略模块</w:t>
       </w:r>
@@ -1796,6 +1841,8 @@
     <w:p>
       <w:pPr>
         <w:pStyle w:val="FirstParagraph"/>
+        <w:spacing w:line="276" w:lineRule="auto" w:after="0"/>
+        <w:ind w:firstLine="420"/>
       </w:pPr>
       <w:r>
         <w:rPr>
@@ -1813,7 +1860,7 @@
       </w:pPr>
       <w:r>
         <w:rPr>
-          <w:rFonts w:ascii="黑体" w:hAnsi="黑体" w:eastAsia="黑体"/>
+          <w:rFonts w:ascii="宋体" w:hAnsi="宋体" w:eastAsia="宋体"/>
         </w:rPr>
         <w:t xml:space="preserve">8. 数据处理模块单元测试计划</w:t>
       </w:r>
@@ -1824,19 +1871,19 @@
         <w:tblW w:type="pct" w:w="0.0"/>
         <w:tblLook w:firstRow="1" w:lastRow="0" w:firstColumn="0" w:lastColumn="0" w:noHBand="0" w:noVBand="0" w:val="0020"/>
         <w:tblBorders>
-          <w:top w:val="single" w:sz="4" w:space="0" w:color="BFBFBF"/>
-          <w:left w:val="single" w:sz="4" w:space="0" w:color="BFBFBF"/>
-          <w:bottom w:val="single" w:sz="4" w:space="0" w:color="BFBFBF"/>
-          <w:right w:val="single" w:sz="4" w:space="0" w:color="BFBFBF"/>
-          <w:insideH w:val="single" w:sz="4" w:space="0" w:color="BFBFBF"/>
-          <w:insideV w:val="single" w:sz="4" w:space="0" w:color="BFBFBF"/>
+          <w:top w:val="single" w:sz="4" w:space="0" w:color="000000"/>
+          <w:left w:val="single" w:sz="4" w:space="0" w:color="000000"/>
+          <w:bottom w:val="single" w:sz="4" w:space="0" w:color="000000"/>
+          <w:right w:val="single" w:sz="4" w:space="0" w:color="000000"/>
+          <w:insideH w:val="single" w:sz="4" w:space="0" w:color="000000"/>
+          <w:insideV w:val="single" w:sz="4" w:space="0" w:color="000000"/>
         </w:tblBorders>
       </w:tblPr>
       <w:tblGrid/>
       <w:tr>
         <w:tc>
           <w:tcPr>
-            <w:shd w:fill="EAEAEA"/>
+            <w:shd w:fill="FFFFFF"/>
           </w:tcPr>
           <w:p>
             <w:pPr>
@@ -1847,7 +1894,8 @@
             <w:r>
               <w:rPr>
                 <w:rFonts w:ascii="宋体" w:hAnsi="宋体" w:eastAsia="宋体"/>
-                <w:sz w:val="19"/>
+                <w:b/>
+                <w:sz w:val="21"/>
               </w:rPr>
               <w:t xml:space="preserve">用例编号</w:t>
             </w:r>
@@ -1855,7 +1903,7 @@
         </w:tc>
         <w:tc>
           <w:tcPr>
-            <w:shd w:fill="EAEAEA"/>
+            <w:shd w:fill="FFFFFF"/>
           </w:tcPr>
           <w:p>
             <w:pPr>
@@ -1866,7 +1914,8 @@
             <w:r>
               <w:rPr>
                 <w:rFonts w:ascii="宋体" w:hAnsi="宋体" w:eastAsia="宋体"/>
-                <w:sz w:val="19"/>
+                <w:b/>
+                <w:sz w:val="21"/>
               </w:rPr>
               <w:t xml:space="preserve">测试目标</w:t>
             </w:r>
@@ -1874,7 +1923,7 @@
         </w:tc>
         <w:tc>
           <w:tcPr>
-            <w:shd w:fill="EAEAEA"/>
+            <w:shd w:fill="FFFFFF"/>
           </w:tcPr>
           <w:p>
             <w:pPr>
@@ -1885,7 +1934,8 @@
             <w:r>
               <w:rPr>
                 <w:rFonts w:ascii="宋体" w:hAnsi="宋体" w:eastAsia="宋体"/>
-                <w:sz w:val="19"/>
+                <w:b/>
+                <w:sz w:val="21"/>
               </w:rPr>
               <w:t xml:space="preserve">预期结果</w:t>
             </w:r>
@@ -1903,7 +1953,7 @@
             <w:r>
               <w:rPr>
                 <w:rFonts w:ascii="宋体" w:hAnsi="宋体" w:eastAsia="宋体"/>
-                <w:sz w:val="19"/>
+                <w:sz w:val="21"/>
               </w:rPr>
               <w:t xml:space="preserve">UT-DATA-01</w:t>
             </w:r>
@@ -1919,7 +1969,7 @@
             <w:r>
               <w:rPr>
                 <w:rFonts w:ascii="宋体" w:hAnsi="宋体" w:eastAsia="宋体"/>
-                <w:sz w:val="19"/>
+                <w:sz w:val="21"/>
               </w:rPr>
               <w:t xml:space="preserve">XJTU-SY 目录解析</w:t>
             </w:r>
@@ -1935,7 +1985,7 @@
             <w:r>
               <w:rPr>
                 <w:rFonts w:ascii="宋体" w:hAnsi="宋体" w:eastAsia="宋体"/>
-                <w:sz w:val="19"/>
+                <w:sz w:val="21"/>
               </w:rPr>
               <w:t xml:space="preserve">能识别实体目录并加载样本</w:t>
             </w:r>
@@ -1953,7 +2003,7 @@
             <w:r>
               <w:rPr>
                 <w:rFonts w:ascii="宋体" w:hAnsi="宋体" w:eastAsia="宋体"/>
-                <w:sz w:val="19"/>
+                <w:sz w:val="21"/>
               </w:rPr>
               <w:t xml:space="preserve">UT-DATA-02</w:t>
             </w:r>
@@ -1969,7 +2019,7 @@
             <w:r>
               <w:rPr>
                 <w:rFonts w:ascii="宋体" w:hAnsi="宋体" w:eastAsia="宋体"/>
-                <w:sz w:val="19"/>
+                <w:sz w:val="21"/>
               </w:rPr>
               <w:t xml:space="preserve">PHM2012 温度通道保留</w:t>
             </w:r>
@@ -1985,7 +2035,7 @@
             <w:r>
               <w:rPr>
                 <w:rFonts w:ascii="宋体" w:hAnsi="宋体" w:eastAsia="宋体"/>
-                <w:sz w:val="19"/>
+                <w:sz w:val="21"/>
               </w:rPr>
               <w:t xml:space="preserve">加载后包含温度通道</w:t>
             </w:r>
@@ -2003,7 +2053,7 @@
             <w:r>
               <w:rPr>
                 <w:rFonts w:ascii="宋体" w:hAnsi="宋体" w:eastAsia="宋体"/>
-                <w:sz w:val="19"/>
+                <w:sz w:val="21"/>
               </w:rPr>
               <w:t xml:space="preserve">UT-DATA-03</w:t>
             </w:r>
@@ -2019,7 +2069,7 @@
             <w:r>
               <w:rPr>
                 <w:rFonts w:ascii="宋体" w:hAnsi="宋体" w:eastAsia="宋体"/>
-                <w:sz w:val="19"/>
+                <w:sz w:val="21"/>
               </w:rPr>
               <w:t xml:space="preserve">CSV / PKL 导出与导入</w:t>
             </w:r>
@@ -2035,7 +2085,7 @@
             <w:r>
               <w:rPr>
                 <w:rFonts w:ascii="宋体" w:hAnsi="宋体" w:eastAsia="宋体"/>
-                <w:sz w:val="19"/>
+                <w:sz w:val="21"/>
               </w:rPr>
               <w:t xml:space="preserve">导出文件存在且可重新读取</w:t>
             </w:r>
@@ -2053,7 +2103,7 @@
             <w:r>
               <w:rPr>
                 <w:rFonts w:ascii="宋体" w:hAnsi="宋体" w:eastAsia="宋体"/>
-                <w:sz w:val="19"/>
+                <w:sz w:val="21"/>
               </w:rPr>
               <w:t xml:space="preserve">UT-DATA-04</w:t>
             </w:r>
@@ -2069,7 +2119,7 @@
             <w:r>
               <w:rPr>
                 <w:rFonts w:ascii="宋体" w:hAnsi="宋体" w:eastAsia="宋体"/>
-                <w:sz w:val="19"/>
+                <w:sz w:val="21"/>
               </w:rPr>
               <w:t xml:space="preserve">带表头 CSV 数值化处理</w:t>
             </w:r>
@@ -2085,7 +2135,7 @@
             <w:r>
               <w:rPr>
                 <w:rFonts w:ascii="宋体" w:hAnsi="宋体" w:eastAsia="宋体"/>
-                <w:sz w:val="19"/>
+                <w:sz w:val="21"/>
               </w:rPr>
               <w:t xml:space="preserve">非数值行被过滤，数值列成功解析</w:t>
             </w:r>
@@ -2101,7 +2151,7 @@
       </w:pPr>
       <w:r>
         <w:rPr>
-          <w:rFonts w:ascii="黑体" w:hAnsi="黑体" w:eastAsia="黑体"/>
+          <w:rFonts w:ascii="宋体" w:hAnsi="宋体" w:eastAsia="宋体"/>
         </w:rPr>
         <w:t xml:space="preserve">9. 训练与预测模块单元测试计划</w:t>
       </w:r>
@@ -2112,19 +2162,19 @@
         <w:tblW w:type="pct" w:w="0.0"/>
         <w:tblLook w:firstRow="1" w:lastRow="0" w:firstColumn="0" w:lastColumn="0" w:noHBand="0" w:noVBand="0" w:val="0020"/>
         <w:tblBorders>
-          <w:top w:val="single" w:sz="4" w:space="0" w:color="BFBFBF"/>
-          <w:left w:val="single" w:sz="4" w:space="0" w:color="BFBFBF"/>
-          <w:bottom w:val="single" w:sz="4" w:space="0" w:color="BFBFBF"/>
-          <w:right w:val="single" w:sz="4" w:space="0" w:color="BFBFBF"/>
-          <w:insideH w:val="single" w:sz="4" w:space="0" w:color="BFBFBF"/>
-          <w:insideV w:val="single" w:sz="4" w:space="0" w:color="BFBFBF"/>
+          <w:top w:val="single" w:sz="4" w:space="0" w:color="000000"/>
+          <w:left w:val="single" w:sz="4" w:space="0" w:color="000000"/>
+          <w:bottom w:val="single" w:sz="4" w:space="0" w:color="000000"/>
+          <w:right w:val="single" w:sz="4" w:space="0" w:color="000000"/>
+          <w:insideH w:val="single" w:sz="4" w:space="0" w:color="000000"/>
+          <w:insideV w:val="single" w:sz="4" w:space="0" w:color="000000"/>
         </w:tblBorders>
       </w:tblPr>
       <w:tblGrid/>
       <w:tr>
         <w:tc>
           <w:tcPr>
-            <w:shd w:fill="EAEAEA"/>
+            <w:shd w:fill="FFFFFF"/>
           </w:tcPr>
           <w:p>
             <w:pPr>
@@ -2135,7 +2185,8 @@
             <w:r>
               <w:rPr>
                 <w:rFonts w:ascii="宋体" w:hAnsi="宋体" w:eastAsia="宋体"/>
-                <w:sz w:val="19"/>
+                <w:b/>
+                <w:sz w:val="21"/>
               </w:rPr>
               <w:t xml:space="preserve">用例编号</w:t>
             </w:r>
@@ -2143,7 +2194,7 @@
         </w:tc>
         <w:tc>
           <w:tcPr>
-            <w:shd w:fill="EAEAEA"/>
+            <w:shd w:fill="FFFFFF"/>
           </w:tcPr>
           <w:p>
             <w:pPr>
@@ -2154,7 +2205,8 @@
             <w:r>
               <w:rPr>
                 <w:rFonts w:ascii="宋体" w:hAnsi="宋体" w:eastAsia="宋体"/>
-                <w:sz w:val="19"/>
+                <w:b/>
+                <w:sz w:val="21"/>
               </w:rPr>
               <w:t xml:space="preserve">测试目标</w:t>
             </w:r>
@@ -2162,7 +2214,7 @@
         </w:tc>
         <w:tc>
           <w:tcPr>
-            <w:shd w:fill="EAEAEA"/>
+            <w:shd w:fill="FFFFFF"/>
           </w:tcPr>
           <w:p>
             <w:pPr>
@@ -2173,7 +2225,8 @@
             <w:r>
               <w:rPr>
                 <w:rFonts w:ascii="宋体" w:hAnsi="宋体" w:eastAsia="宋体"/>
-                <w:sz w:val="19"/>
+                <w:b/>
+                <w:sz w:val="21"/>
               </w:rPr>
               <w:t xml:space="preserve">预期结果</w:t>
             </w:r>
@@ -2191,7 +2244,7 @@
             <w:r>
               <w:rPr>
                 <w:rFonts w:ascii="宋体" w:hAnsi="宋体" w:eastAsia="宋体"/>
-                <w:sz w:val="19"/>
+                <w:sz w:val="21"/>
               </w:rPr>
               <w:t xml:space="preserve">UT-TRAIN-01</w:t>
             </w:r>
@@ -2207,7 +2260,7 @@
             <w:r>
               <w:rPr>
                 <w:rFonts w:ascii="宋体" w:hAnsi="宋体" w:eastAsia="宋体"/>
-                <w:sz w:val="19"/>
+                <w:sz w:val="21"/>
               </w:rPr>
               <w:t xml:space="preserve">BaseTrainer 训练流程</w:t>
             </w:r>
@@ -2223,7 +2276,7 @@
             <w:r>
               <w:rPr>
                 <w:rFonts w:ascii="宋体" w:hAnsi="宋体" w:eastAsia="宋体"/>
-                <w:sz w:val="19"/>
+                <w:sz w:val="21"/>
               </w:rPr>
               <w:t xml:space="preserve">history 正常生成</w:t>
             </w:r>
@@ -2241,7 +2294,7 @@
             <w:r>
               <w:rPr>
                 <w:rFonts w:ascii="宋体" w:hAnsi="宋体" w:eastAsia="宋体"/>
-                <w:sz w:val="19"/>
+                <w:sz w:val="21"/>
               </w:rPr>
               <w:t xml:space="preserve">UT-TRAIN-02</w:t>
             </w:r>
@@ -2257,7 +2310,7 @@
             <w:r>
               <w:rPr>
                 <w:rFonts w:ascii="宋体" w:hAnsi="宋体" w:eastAsia="宋体"/>
-                <w:sz w:val="19"/>
+                <w:sz w:val="21"/>
               </w:rPr>
               <w:t xml:space="preserve">EarlyStopping 回调</w:t>
             </w:r>
@@ -2273,7 +2326,7 @@
             <w:r>
               <w:rPr>
                 <w:rFonts w:ascii="宋体" w:hAnsi="宋体" w:eastAsia="宋体"/>
-                <w:sz w:val="19"/>
+                <w:sz w:val="21"/>
               </w:rPr>
               <w:t xml:space="preserve">满足条件时提前停止</w:t>
             </w:r>
@@ -2291,7 +2344,7 @@
             <w:r>
               <w:rPr>
                 <w:rFonts w:ascii="宋体" w:hAnsi="宋体" w:eastAsia="宋体"/>
-                <w:sz w:val="19"/>
+                <w:sz w:val="21"/>
               </w:rPr>
               <w:t xml:space="preserve">UT-TRAIN-03</w:t>
             </w:r>
@@ -2307,7 +2360,7 @@
             <w:r>
               <w:rPr>
                 <w:rFonts w:ascii="宋体" w:hAnsi="宋体" w:eastAsia="宋体"/>
-                <w:sz w:val="19"/>
+                <w:sz w:val="21"/>
               </w:rPr>
               <w:t xml:space="preserve">TensorBoard 回调</w:t>
             </w:r>
@@ -2323,7 +2376,7 @@
             <w:r>
               <w:rPr>
                 <w:rFonts w:ascii="宋体" w:hAnsi="宋体" w:eastAsia="宋体"/>
-                <w:sz w:val="19"/>
+                <w:sz w:val="21"/>
               </w:rPr>
               <w:t xml:space="preserve">生成事件文件</w:t>
             </w:r>
@@ -2341,7 +2394,7 @@
             <w:r>
               <w:rPr>
                 <w:rFonts w:ascii="宋体" w:hAnsi="宋体" w:eastAsia="宋体"/>
-                <w:sz w:val="19"/>
+                <w:sz w:val="21"/>
               </w:rPr>
               <w:t xml:space="preserve">UT-TRAIN-04</w:t>
             </w:r>
@@ -2357,7 +2410,7 @@
             <w:r>
               <w:rPr>
                 <w:rFonts w:ascii="宋体" w:hAnsi="宋体" w:eastAsia="宋体"/>
-                <w:sz w:val="19"/>
+                <w:sz w:val="21"/>
               </w:rPr>
               <w:t xml:space="preserve">GradientAlert 回调</w:t>
             </w:r>
@@ -2373,7 +2426,7 @@
             <w:r>
               <w:rPr>
                 <w:rFonts w:ascii="宋体" w:hAnsi="宋体" w:eastAsia="宋体"/>
-                <w:sz w:val="19"/>
+                <w:sz w:val="21"/>
               </w:rPr>
               <w:t xml:space="preserve">梯度异常时输出告警记录</w:t>
             </w:r>
@@ -2391,7 +2444,7 @@
             <w:r>
               <w:rPr>
                 <w:rFonts w:ascii="宋体" w:hAnsi="宋体" w:eastAsia="宋体"/>
-                <w:sz w:val="19"/>
+                <w:sz w:val="21"/>
               </w:rPr>
               <w:t xml:space="preserve">UT-PRED-01</w:t>
             </w:r>
@@ -2407,7 +2460,7 @@
             <w:r>
               <w:rPr>
                 <w:rFonts w:ascii="宋体" w:hAnsi="宋体" w:eastAsia="宋体"/>
-                <w:sz w:val="19"/>
+                <w:sz w:val="21"/>
               </w:rPr>
               <w:t xml:space="preserve">RollingPredictor</w:t>
             </w:r>
@@ -2423,7 +2476,7 @@
             <w:r>
               <w:rPr>
                 <w:rFonts w:ascii="宋体" w:hAnsi="宋体" w:eastAsia="宋体"/>
-                <w:sz w:val="19"/>
+                <w:sz w:val="21"/>
               </w:rPr>
               <w:t xml:space="preserve">返回正确长度的滚动预测结果</w:t>
             </w:r>
@@ -2441,7 +2494,7 @@
             <w:r>
               <w:rPr>
                 <w:rFonts w:ascii="宋体" w:hAnsi="宋体" w:eastAsia="宋体"/>
-                <w:sz w:val="19"/>
+                <w:sz w:val="21"/>
               </w:rPr>
               <w:t xml:space="preserve">UT-PRED-02</w:t>
             </w:r>
@@ -2457,7 +2510,7 @@
             <w:r>
               <w:rPr>
                 <w:rFonts w:ascii="宋体" w:hAnsi="宋体" w:eastAsia="宋体"/>
-                <w:sz w:val="19"/>
+                <w:sz w:val="21"/>
               </w:rPr>
               <w:t xml:space="preserve">MonteCarloDropoutPredictor</w:t>
             </w:r>
@@ -2473,7 +2526,7 @@
             <w:r>
               <w:rPr>
                 <w:rFonts w:ascii="宋体" w:hAnsi="宋体" w:eastAsia="宋体"/>
-                <w:sz w:val="19"/>
+                <w:sz w:val="21"/>
               </w:rPr>
               <w:t xml:space="preserve">返回均值和方差信息</w:t>
             </w:r>
@@ -2488,7 +2541,7 @@
       </w:pPr>
       <w:r>
         <w:rPr>
-          <w:rFonts w:ascii="黑体" w:hAnsi="黑体" w:eastAsia="黑体"/>
+          <w:rFonts w:ascii="宋体" w:hAnsi="宋体" w:eastAsia="宋体"/>
         </w:rPr>
         <w:t xml:space="preserve">9.1 指标与论文 workflow 单元测试补充</w:t>
       </w:r>
@@ -2499,12 +2552,12 @@
         <w:tblW w:type="pct" w:w="5000.0"/>
         <w:tblLook w:firstRow="1" w:lastRow="0" w:firstColumn="0" w:lastColumn="0" w:noHBand="0" w:noVBand="0" w:val="0020"/>
         <w:tblBorders>
-          <w:top w:val="single" w:sz="4" w:space="0" w:color="BFBFBF"/>
-          <w:left w:val="single" w:sz="4" w:space="0" w:color="BFBFBF"/>
-          <w:bottom w:val="single" w:sz="4" w:space="0" w:color="BFBFBF"/>
-          <w:right w:val="single" w:sz="4" w:space="0" w:color="BFBFBF"/>
-          <w:insideH w:val="single" w:sz="4" w:space="0" w:color="BFBFBF"/>
-          <w:insideV w:val="single" w:sz="4" w:space="0" w:color="BFBFBF"/>
+          <w:top w:val="single" w:sz="4" w:space="0" w:color="000000"/>
+          <w:left w:val="single" w:sz="4" w:space="0" w:color="000000"/>
+          <w:bottom w:val="single" w:sz="4" w:space="0" w:color="000000"/>
+          <w:right w:val="single" w:sz="4" w:space="0" w:color="000000"/>
+          <w:insideH w:val="single" w:sz="4" w:space="0" w:color="000000"/>
+          <w:insideV w:val="single" w:sz="4" w:space="0" w:color="000000"/>
         </w:tblBorders>
       </w:tblPr>
       <w:tblGrid>
@@ -2515,7 +2568,7 @@
       <w:tr>
         <w:tc>
           <w:tcPr>
-            <w:shd w:fill="EAEAEA"/>
+            <w:shd w:fill="FFFFFF"/>
           </w:tcPr>
           <w:p>
             <w:pPr>
@@ -2526,7 +2579,8 @@
             <w:r>
               <w:rPr>
                 <w:rFonts w:ascii="宋体" w:hAnsi="宋体" w:eastAsia="宋体"/>
-                <w:sz w:val="19"/>
+                <w:b/>
+                <w:sz w:val="21"/>
               </w:rPr>
               <w:t xml:space="preserve">单元</w:t>
             </w:r>
@@ -2534,7 +2588,7 @@
         </w:tc>
         <w:tc>
           <w:tcPr>
-            <w:shd w:fill="EAEAEA"/>
+            <w:shd w:fill="FFFFFF"/>
           </w:tcPr>
           <w:p>
             <w:pPr>
@@ -2545,7 +2599,8 @@
             <w:r>
               <w:rPr>
                 <w:rFonts w:ascii="宋体" w:hAnsi="宋体" w:eastAsia="宋体"/>
-                <w:sz w:val="19"/>
+                <w:b/>
+                <w:sz w:val="21"/>
               </w:rPr>
               <w:t xml:space="preserve">测试重点</w:t>
             </w:r>
@@ -2553,7 +2608,7 @@
         </w:tc>
         <w:tc>
           <w:tcPr>
-            <w:shd w:fill="EAEAEA"/>
+            <w:shd w:fill="FFFFFF"/>
           </w:tcPr>
           <w:p>
             <w:pPr>
@@ -2564,7 +2619,8 @@
             <w:r>
               <w:rPr>
                 <w:rFonts w:ascii="宋体" w:hAnsi="宋体" w:eastAsia="宋体"/>
-                <w:sz w:val="19"/>
+                <w:b/>
+                <w:sz w:val="21"/>
               </w:rPr>
               <w:t xml:space="preserve">典型断言</w:t>
             </w:r>
@@ -2582,7 +2638,7 @@
             <w:r>
               <w:rPr>
                 <w:rFonts w:ascii="宋体" w:hAnsi="宋体" w:eastAsia="宋体"/>
-                <w:sz w:val="19"/>
+                <w:sz w:val="21"/>
               </w:rPr>
               <w:t xml:space="preserve">RUL 指标</w:t>
             </w:r>
@@ -2598,7 +2654,7 @@
             <w:r>
               <w:rPr>
                 <w:rFonts w:ascii="宋体" w:hAnsi="宋体" w:eastAsia="宋体"/>
-                <w:sz w:val="19"/>
+                <w:sz w:val="21"/>
               </w:rPr>
               <w:t xml:space="preserve">RMSE、NormalizedRMSE、SMAPE、R2、Huang Score</w:t>
             </w:r>
@@ -2614,7 +2670,7 @@
             <w:r>
               <w:rPr>
                 <w:rFonts w:ascii="宋体" w:hAnsi="宋体" w:eastAsia="宋体"/>
-                <w:sz w:val="19"/>
+                <w:sz w:val="21"/>
               </w:rPr>
               <w:t xml:space="preserve">完美预测误差为 0，R2 为 1，range 为 0 时不产生 NaN/inf</w:t>
             </w:r>
@@ -2632,7 +2688,7 @@
             <w:r>
               <w:rPr>
                 <w:rFonts w:ascii="宋体" w:hAnsi="宋体" w:eastAsia="宋体"/>
-                <w:sz w:val="19"/>
+                <w:sz w:val="21"/>
               </w:rPr>
               <w:t xml:space="preserve">方向性指标</w:t>
             </w:r>
@@ -2648,7 +2704,7 @@
             <w:r>
               <w:rPr>
                 <w:rFonts w:ascii="宋体" w:hAnsi="宋体" w:eastAsia="宋体"/>
-                <w:sz w:val="19"/>
+                <w:sz w:val="21"/>
               </w:rPr>
               <w:t xml:space="preserve">OverPredictionRate、UnderPredictionRate、WithinToleranceRate</w:t>
             </w:r>
@@ -2664,7 +2720,7 @@
             <w:r>
               <w:rPr>
                 <w:rFonts w:ascii="宋体" w:hAnsi="宋体" w:eastAsia="宋体"/>
-                <w:sz w:val="19"/>
+                <w:sz w:val="21"/>
               </w:rPr>
               <w:t xml:space="preserve">预测大于真实值时计入 over，阈值内样本计入 within</w:t>
             </w:r>
@@ -2682,7 +2738,7 @@
             <w:r>
               <w:rPr>
                 <w:rFonts w:ascii="宋体" w:hAnsi="宋体" w:eastAsia="宋体"/>
-                <w:sz w:val="19"/>
+                <w:sz w:val="21"/>
               </w:rPr>
               <w:t xml:space="preserve">CNN-LSTM-AM</w:t>
             </w:r>
@@ -2698,7 +2754,7 @@
             <w:r>
               <w:rPr>
                 <w:rFonts w:ascii="宋体" w:hAnsi="宋体" w:eastAsia="宋体"/>
-                <w:sz w:val="19"/>
+                <w:sz w:val="21"/>
               </w:rPr>
               <w:t xml:space="preserve">模型 forward、attention 权重、workflow 输出</w:t>
             </w:r>
@@ -2714,7 +2770,7 @@
             <w:r>
               <w:rPr>
                 <w:rFonts w:ascii="宋体" w:hAnsi="宋体" w:eastAsia="宋体"/>
-                <w:sz w:val="19"/>
+                <w:sz w:val="21"/>
               </w:rPr>
               <w:t xml:space="preserve">输出维度正确，comparison_metrics.csv 含论文 score</w:t>
             </w:r>
@@ -2732,7 +2788,7 @@
             <w:r>
               <w:rPr>
                 <w:rFonts w:ascii="宋体" w:hAnsi="宋体" w:eastAsia="宋体"/>
-                <w:sz w:val="19"/>
+                <w:sz w:val="21"/>
               </w:rPr>
               <w:t xml:space="preserve">xLSTM-Transformer</w:t>
             </w:r>
@@ -2748,7 +2804,7 @@
             <w:r>
               <w:rPr>
                 <w:rFonts w:ascii="宋体" w:hAnsi="宋体" w:eastAsia="宋体"/>
-                <w:sz w:val="19"/>
+                <w:sz w:val="21"/>
               </w:rPr>
               <w:t xml:space="preserve">模型结构、baseline 对比、划分 helper</w:t>
             </w:r>
@@ -2764,7 +2820,7 @@
             <w:r>
               <w:rPr>
                 <w:rFonts w:ascii="宋体" w:hAnsi="宋体" w:eastAsia="宋体"/>
-                <w:sz w:val="19"/>
+                <w:sz w:val="21"/>
               </w:rPr>
               <w:t xml:space="preserve">两个数据集均输出模型名称、样本数和关键指标</w:t>
             </w:r>
@@ -2782,7 +2838,7 @@
             <w:r>
               <w:rPr>
                 <w:rFonts w:ascii="宋体" w:hAnsi="宋体" w:eastAsia="宋体"/>
-                <w:sz w:val="19"/>
+                <w:sz w:val="21"/>
               </w:rPr>
               <w:t xml:space="preserve">notebook smoke</w:t>
             </w:r>
@@ -2798,7 +2854,7 @@
             <w:r>
               <w:rPr>
                 <w:rFonts w:ascii="宋体" w:hAnsi="宋体" w:eastAsia="宋体"/>
-                <w:sz w:val="19"/>
+                <w:sz w:val="21"/>
               </w:rPr>
               <w:t xml:space="preserve">examples 下所有 notebook 代码单元</w:t>
             </w:r>
@@ -2814,7 +2870,7 @@
             <w:r>
               <w:rPr>
                 <w:rFonts w:ascii="宋体" w:hAnsi="宋体" w:eastAsia="宋体"/>
-                <w:sz w:val="19"/>
+                <w:sz w:val="21"/>
               </w:rPr>
               <w:t xml:space="preserve">1 epoch 条件下可执行，不依赖提交大型真实输出</w:t>
             </w:r>
@@ -2831,7 +2887,7 @@
       </w:pPr>
       <w:r>
         <w:rPr>
-          <w:rFonts w:ascii="黑体" w:hAnsi="黑体" w:eastAsia="黑体"/>
+          <w:rFonts w:ascii="宋体" w:hAnsi="宋体" w:eastAsia="宋体"/>
         </w:rPr>
         <w:t xml:space="preserve">10. 预期结果与通过标准</w:t>
       </w:r>
@@ -2843,6 +2899,8 @@
           <w:numId w:val="1004"/>
         </w:numPr>
         <w:pStyle w:val="Compact"/>
+        <w:spacing w:line="276" w:lineRule="auto" w:after="0"/>
+        <w:ind w:firstLine="420"/>
       </w:pPr>
       <w:r>
         <w:rPr>
@@ -2858,6 +2916,8 @@
           <w:numId w:val="1004"/>
         </w:numPr>
         <w:pStyle w:val="Compact"/>
+        <w:spacing w:line="276" w:lineRule="auto" w:after="0"/>
+        <w:ind w:firstLine="420"/>
       </w:pPr>
       <w:r>
         <w:rPr>
@@ -2873,6 +2933,8 @@
           <w:numId w:val="1004"/>
         </w:numPr>
         <w:pStyle w:val="Compact"/>
+        <w:spacing w:line="276" w:lineRule="auto" w:after="0"/>
+        <w:ind w:firstLine="420"/>
       </w:pPr>
       <w:r>
         <w:rPr>
@@ -2889,7 +2951,7 @@
       </w:pPr>
       <w:r>
         <w:rPr>
-          <w:rFonts w:ascii="黑体" w:hAnsi="黑体" w:eastAsia="黑体"/>
+          <w:rFonts w:ascii="宋体" w:hAnsi="宋体" w:eastAsia="宋体"/>
         </w:rPr>
         <w:t xml:space="preserve">11. 缺陷记录与回归策略</w:t>
       </w:r>
@@ -2901,7 +2963,7 @@
       </w:pPr>
       <w:r>
         <w:rPr>
-          <w:rFonts w:ascii="黑体" w:hAnsi="黑体" w:eastAsia="黑体"/>
+          <w:rFonts w:ascii="宋体" w:hAnsi="宋体" w:eastAsia="宋体"/>
         </w:rPr>
         <w:t xml:space="preserve">11.1 缺陷记录</w:t>
       </w:r>
@@ -2909,6 +2971,8 @@
     <w:p>
       <w:pPr>
         <w:pStyle w:val="FirstParagraph"/>
+        <w:spacing w:line="276" w:lineRule="auto" w:after="0"/>
+        <w:ind w:firstLine="420"/>
       </w:pPr>
       <w:r>
         <w:rPr>
@@ -2925,7 +2989,7 @@
       </w:pPr>
       <w:r>
         <w:rPr>
-          <w:rFonts w:ascii="黑体" w:hAnsi="黑体" w:eastAsia="黑体"/>
+          <w:rFonts w:ascii="宋体" w:hAnsi="宋体" w:eastAsia="宋体"/>
         </w:rPr>
         <w:t xml:space="preserve">11.2 回归策略</w:t>
       </w:r>
@@ -2937,6 +3001,8 @@
           <w:numId w:val="1005"/>
         </w:numPr>
         <w:pStyle w:val="Compact"/>
+        <w:spacing w:line="276" w:lineRule="auto" w:after="0"/>
+        <w:ind w:firstLine="420"/>
       </w:pPr>
       <w:r>
         <w:rPr>
@@ -2952,6 +3018,8 @@
           <w:numId w:val="1005"/>
         </w:numPr>
         <w:pStyle w:val="Compact"/>
+        <w:spacing w:line="276" w:lineRule="auto" w:after="0"/>
+        <w:ind w:firstLine="420"/>
       </w:pPr>
       <w:r>
         <w:rPr>
@@ -2967,6 +3035,8 @@
           <w:numId w:val="1005"/>
         </w:numPr>
         <w:pStyle w:val="Compact"/>
+        <w:spacing w:line="276" w:lineRule="auto" w:after="0"/>
+        <w:ind w:firstLine="420"/>
       </w:pPr>
       <w:r>
         <w:rPr>
@@ -2984,7 +3054,7 @@
       </w:pPr>
       <w:r>
         <w:rPr>
-          <w:rFonts w:ascii="黑体" w:hAnsi="黑体" w:eastAsia="黑体"/>
+          <w:rFonts w:ascii="宋体" w:hAnsi="宋体" w:eastAsia="宋体"/>
         </w:rPr>
         <w:t xml:space="preserve">12. 结论</w:t>
       </w:r>
@@ -2992,6 +3062,8 @@
     <w:p>
       <w:pPr>
         <w:pStyle w:val="FirstParagraph"/>
+        <w:spacing w:line="276" w:lineRule="auto" w:after="0"/>
+        <w:ind w:firstLine="420"/>
       </w:pPr>
       <w:r>
         <w:rPr>
@@ -3027,7 +3099,7 @@
     <w:bookmarkEnd w:id="39"/>
     <w:bookmarkEnd w:id="40"/>
     <w:sectPr>
-      <w:pgMar w:top="1361" w:bottom="1247" w:left="1417" w:right="1417"/>
+      <w:pgMar w:top="1440" w:bottom="1440" w:left="1797" w:right="1797"/>
     </w:sectPr>
   </w:body>
 </w:document>
@@ -3409,12 +3481,20 @@
       <w:spacing w:after="180" w:before="180"/>
     </w:pPr>
     <w:qFormat/>
+    <w:rPr>
+      <w:rFonts w:ascii="宋体" w:hAnsi="宋体" w:eastAsia="宋体"/>
+      <w:sz w:val="21"/>
+    </w:rPr>
   </w:style>
   <w:style w:customStyle="1" w:styleId="FirstParagraph" w:type="paragraph">
     <w:name w:val="First Paragraph"/>
     <w:basedOn w:val="BodyText"/>
     <w:next w:val="BodyText"/>
     <w:qFormat/>
+    <w:rPr>
+      <w:rFonts w:ascii="宋体" w:hAnsi="宋体" w:eastAsia="宋体"/>
+      <w:sz w:val="21"/>
+    </w:rPr>
   </w:style>
   <w:style w:customStyle="1" w:styleId="Compact" w:type="paragraph">
     <w:name w:val="Compact"/>
@@ -3423,6 +3503,10 @@
     <w:pPr>
       <w:spacing w:after="36" w:before="36"/>
     </w:pPr>
+    <w:rPr>
+      <w:rFonts w:ascii="宋体" w:hAnsi="宋体" w:eastAsia="宋体"/>
+      <w:sz w:val="21"/>
+    </w:rPr>
   </w:style>
   <w:style w:styleId="Title" w:type="paragraph">
     <w:name w:val="Title"/>
@@ -3440,7 +3524,7 @@
       <w:b/>
       <w:bCs/>
       <w:color w:themeColor="accent1" w:themeShade="B5" w:val="345A8A"/>
-      <w:sz w:val="40"/>
+      <w:sz w:val="36"/>
       <w:szCs w:val="36"/>
     </w:rPr>
   </w:style>
@@ -3516,11 +3600,11 @@
       <w:outlineLvl w:val="0"/>
     </w:pPr>
     <w:rPr>
-      <w:rFonts w:asciiTheme="majorHAnsi" w:cstheme="majorBidi" w:eastAsiaTheme="majorEastAsia" w:hAnsiTheme="majorHAnsi"/>
+      <w:rFonts w:asciiTheme="majorHAnsi" w:cstheme="majorBidi" w:eastAsiaTheme="majorEastAsia" w:hAnsiTheme="majorHAnsi" w:ascii="宋体" w:hAnsi="宋体" w:eastAsia="宋体"/>
       <w:b/>
       <w:bCs/>
       <w:color w:themeColor="accent1" w:val="4F81BD"/>
-      <w:sz w:val="32"/>
+      <w:sz w:val="48"/>
       <w:szCs w:val="32"/>
     </w:rPr>
   </w:style>
@@ -3538,11 +3622,11 @@
       <w:outlineLvl w:val="1"/>
     </w:pPr>
     <w:rPr>
-      <w:rFonts w:asciiTheme="majorHAnsi" w:cstheme="majorBidi" w:eastAsiaTheme="majorEastAsia" w:hAnsiTheme="majorHAnsi"/>
+      <w:rFonts w:asciiTheme="majorHAnsi" w:cstheme="majorBidi" w:eastAsiaTheme="majorEastAsia" w:hAnsiTheme="majorHAnsi" w:ascii="宋体" w:hAnsi="宋体" w:eastAsia="宋体"/>
       <w:b/>
       <w:bCs/>
       <w:color w:themeColor="accent1" w:val="4F81BD"/>
-      <w:sz w:val="28"/>
+      <w:sz w:val="36"/>
       <w:szCs w:val="28"/>
     </w:rPr>
   </w:style>
@@ -3560,11 +3644,11 @@
       <w:outlineLvl w:val="2"/>
     </w:pPr>
     <w:rPr>
-      <w:rFonts w:asciiTheme="majorHAnsi" w:cstheme="majorBidi" w:eastAsiaTheme="majorEastAsia" w:hAnsiTheme="majorHAnsi"/>
+      <w:rFonts w:asciiTheme="majorHAnsi" w:cstheme="majorBidi" w:eastAsiaTheme="majorEastAsia" w:hAnsiTheme="majorHAnsi" w:ascii="宋体" w:hAnsi="宋体" w:eastAsia="宋体"/>
       <w:b/>
       <w:bCs/>
       <w:color w:themeColor="accent1" w:val="4F81BD"/>
-      <w:sz w:val="24"/>
+      <w:sz w:val="27"/>
       <w:szCs w:val="24"/>
     </w:rPr>
   </w:style>
@@ -3582,8 +3666,9 @@
       <w:outlineLvl w:val="3"/>
     </w:pPr>
     <w:rPr>
-      <w:rFonts w:asciiTheme="majorHAnsi" w:cstheme="majorBidi" w:eastAsiaTheme="majorEastAsia" w:hAnsiTheme="majorHAnsi"/>
+      <w:rFonts w:asciiTheme="majorHAnsi" w:cstheme="majorBidi" w:eastAsiaTheme="majorEastAsia" w:hAnsiTheme="majorHAnsi" w:ascii="宋体" w:hAnsi="宋体" w:eastAsia="宋体"/>
       <w:i/>
+      <w:b/>
       <w:bCs/>
       <w:color w:themeColor="accent1" w:val="4F81BD"/>
       <w:sz w:val="24"/>

--- a/docx/mid-term/07_单元测试计划文档.docx
+++ b/docx/mid-term/07_单元测试计划文档.docx
@@ -38,6 +38,7 @@
         <w:rPr>
           <w:rFonts w:ascii="宋体" w:hAnsi="宋体" w:eastAsia="宋体"/>
           <w:b/>
+          <w:color w:val="000000"/>
           <w:sz w:val="48"/>
         </w:rPr>
         <w:t xml:space="preserve">工业轴承设备剩余寿命预测系统的实现：单元测试计划文档</w:t>
@@ -51,6 +52,7 @@
       <w:r>
         <w:rPr>
           <w:rFonts w:ascii="宋体" w:hAnsi="宋体" w:eastAsia="宋体"/>
+          <w:color w:val="000000"/>
         </w:rPr>
         <w:t xml:space="preserve">文档信息</w:t>
       </w:r>
@@ -85,6 +87,7 @@
               <w:rPr>
                 <w:rFonts w:ascii="宋体" w:hAnsi="宋体" w:eastAsia="宋体"/>
                 <w:b/>
+                <w:color w:val="000000"/>
                 <w:sz w:val="21"/>
               </w:rPr>
               <w:t xml:space="preserve">项目</w:t>
@@ -105,6 +108,7 @@
               <w:rPr>
                 <w:rFonts w:ascii="宋体" w:hAnsi="宋体" w:eastAsia="宋体"/>
                 <w:b/>
+                <w:color w:val="000000"/>
                 <w:sz w:val="21"/>
               </w:rPr>
               <w:t xml:space="preserve">内容</w:t>
@@ -123,6 +127,7 @@
             <w:r>
               <w:rPr>
                 <w:rFonts w:ascii="宋体" w:hAnsi="宋体" w:eastAsia="宋体"/>
+                <w:color w:val="000000"/>
                 <w:sz w:val="21"/>
               </w:rPr>
               <w:t xml:space="preserve">文档名称</w:t>
@@ -139,6 +144,7 @@
             <w:r>
               <w:rPr>
                 <w:rFonts w:ascii="宋体" w:hAnsi="宋体" w:eastAsia="宋体"/>
+                <w:color w:val="000000"/>
                 <w:sz w:val="21"/>
               </w:rPr>
               <w:t xml:space="preserve">单元测试计划文档</w:t>
@@ -157,6 +163,7 @@
             <w:r>
               <w:rPr>
                 <w:rFonts w:ascii="宋体" w:hAnsi="宋体" w:eastAsia="宋体"/>
+                <w:color w:val="000000"/>
                 <w:sz w:val="21"/>
               </w:rPr>
               <w:t xml:space="preserve">文档编号</w:t>
@@ -173,6 +180,7 @@
             <w:r>
               <w:rPr>
                 <w:rFonts w:ascii="宋体" w:hAnsi="宋体" w:eastAsia="宋体"/>
+                <w:color w:val="000000"/>
                 <w:sz w:val="21"/>
               </w:rPr>
               <w:t xml:space="preserve">SE-PHM-MID-07</w:t>
@@ -191,6 +199,7 @@
             <w:r>
               <w:rPr>
                 <w:rFonts w:ascii="宋体" w:hAnsi="宋体" w:eastAsia="宋体"/>
+                <w:color w:val="000000"/>
                 <w:sz w:val="21"/>
               </w:rPr>
               <w:t xml:space="preserve">文档阶段</w:t>
@@ -207,6 +216,7 @@
             <w:r>
               <w:rPr>
                 <w:rFonts w:ascii="宋体" w:hAnsi="宋体" w:eastAsia="宋体"/>
+                <w:color w:val="000000"/>
                 <w:sz w:val="21"/>
               </w:rPr>
               <w:t xml:space="preserve">中期</w:t>
@@ -225,6 +235,7 @@
             <w:r>
               <w:rPr>
                 <w:rFonts w:ascii="宋体" w:hAnsi="宋体" w:eastAsia="宋体"/>
+                <w:color w:val="000000"/>
                 <w:sz w:val="21"/>
               </w:rPr>
               <w:t xml:space="preserve">项目名称</w:t>
@@ -241,6 +252,7 @@
             <w:r>
               <w:rPr>
                 <w:rFonts w:ascii="宋体" w:hAnsi="宋体" w:eastAsia="宋体"/>
+                <w:color w:val="000000"/>
                 <w:sz w:val="21"/>
               </w:rPr>
               <w:t xml:space="preserve">工业轴承设备剩余寿命预测系统的实现</w:t>
@@ -259,6 +271,7 @@
             <w:r>
               <w:rPr>
                 <w:rFonts w:ascii="宋体" w:hAnsi="宋体" w:eastAsia="宋体"/>
+                <w:color w:val="000000"/>
                 <w:sz w:val="21"/>
               </w:rPr>
               <w:t xml:space="preserve">课程</w:t>
@@ -275,6 +288,7 @@
             <w:r>
               <w:rPr>
                 <w:rFonts w:ascii="宋体" w:hAnsi="宋体" w:eastAsia="宋体"/>
+                <w:color w:val="000000"/>
                 <w:sz w:val="21"/>
               </w:rPr>
               <w:t xml:space="preserve">中国科学技术大学软件学院《软件工程》</w:t>
@@ -293,6 +307,7 @@
             <w:r>
               <w:rPr>
                 <w:rFonts w:ascii="宋体" w:hAnsi="宋体" w:eastAsia="宋体"/>
+                <w:color w:val="000000"/>
                 <w:sz w:val="21"/>
               </w:rPr>
               <w:t xml:space="preserve">指导老师</w:t>
@@ -309,6 +324,7 @@
             <w:r>
               <w:rPr>
                 <w:rFonts w:ascii="宋体" w:hAnsi="宋体" w:eastAsia="宋体"/>
+                <w:color w:val="000000"/>
                 <w:sz w:val="21"/>
               </w:rPr>
               <w:t xml:space="preserve">zjf</w:t>
@@ -327,6 +343,7 @@
             <w:r>
               <w:rPr>
                 <w:rFonts w:ascii="宋体" w:hAnsi="宋体" w:eastAsia="宋体"/>
+                <w:color w:val="000000"/>
                 <w:sz w:val="21"/>
               </w:rPr>
               <w:t xml:space="preserve">小组成员</w:t>
@@ -343,6 +360,7 @@
             <w:r>
               <w:rPr>
                 <w:rFonts w:ascii="宋体" w:hAnsi="宋体" w:eastAsia="宋体"/>
+                <w:color w:val="000000"/>
                 <w:sz w:val="21"/>
               </w:rPr>
               <w:t xml:space="preserve">zyj、cyy、zdh、zy</w:t>
@@ -361,6 +379,7 @@
             <w:r>
               <w:rPr>
                 <w:rFonts w:ascii="宋体" w:hAnsi="宋体" w:eastAsia="宋体"/>
+                <w:color w:val="000000"/>
                 <w:sz w:val="21"/>
               </w:rPr>
               <w:t xml:space="preserve">文档负责人</w:t>
@@ -377,6 +396,7 @@
             <w:r>
               <w:rPr>
                 <w:rFonts w:ascii="宋体" w:hAnsi="宋体" w:eastAsia="宋体"/>
+                <w:color w:val="000000"/>
                 <w:sz w:val="21"/>
               </w:rPr>
               <w:t xml:space="preserve">cyy</w:t>
@@ -395,6 +415,7 @@
             <w:r>
               <w:rPr>
                 <w:rFonts w:ascii="宋体" w:hAnsi="宋体" w:eastAsia="宋体"/>
+                <w:color w:val="000000"/>
                 <w:sz w:val="21"/>
               </w:rPr>
               <w:t xml:space="preserve">参与编写</w:t>
@@ -411,6 +432,7 @@
             <w:r>
               <w:rPr>
                 <w:rFonts w:ascii="宋体" w:hAnsi="宋体" w:eastAsia="宋体"/>
+                <w:color w:val="000000"/>
                 <w:sz w:val="21"/>
               </w:rPr>
               <w:t xml:space="preserve">zyj、zdh、zy</w:t>
@@ -429,6 +451,7 @@
             <w:r>
               <w:rPr>
                 <w:rFonts w:ascii="宋体" w:hAnsi="宋体" w:eastAsia="宋体"/>
+                <w:color w:val="000000"/>
                 <w:sz w:val="21"/>
               </w:rPr>
               <w:t xml:space="preserve">版本</w:t>
@@ -445,6 +468,7 @@
             <w:r>
               <w:rPr>
                 <w:rFonts w:ascii="宋体" w:hAnsi="宋体" w:eastAsia="宋体"/>
+                <w:color w:val="000000"/>
                 <w:sz w:val="21"/>
               </w:rPr>
               <w:t xml:space="preserve">V3.0</w:t>
@@ -463,6 +487,7 @@
             <w:r>
               <w:rPr>
                 <w:rFonts w:ascii="宋体" w:hAnsi="宋体" w:eastAsia="宋体"/>
+                <w:color w:val="000000"/>
                 <w:sz w:val="21"/>
               </w:rPr>
               <w:t xml:space="preserve">修订日期</w:t>
@@ -479,6 +504,7 @@
             <w:r>
               <w:rPr>
                 <w:rFonts w:ascii="宋体" w:hAnsi="宋体" w:eastAsia="宋体"/>
+                <w:color w:val="000000"/>
                 <w:sz w:val="21"/>
               </w:rPr>
               <w:t xml:space="preserve">2026-06-14</w:t>
@@ -497,6 +523,7 @@
             <w:r>
               <w:rPr>
                 <w:rFonts w:ascii="宋体" w:hAnsi="宋体" w:eastAsia="宋体"/>
+                <w:color w:val="000000"/>
                 <w:sz w:val="21"/>
               </w:rPr>
               <w:t xml:space="preserve">归档形式</w:t>
@@ -513,6 +540,7 @@
             <w:r>
               <w:rPr>
                 <w:rFonts w:ascii="宋体" w:hAnsi="宋体" w:eastAsia="宋体"/>
+                <w:color w:val="000000"/>
                 <w:sz w:val="21"/>
               </w:rPr>
               <w:t xml:space="preserve">Markdown 源文件、PDF、DOCX</w:t>
@@ -531,6 +559,7 @@
             <w:r>
               <w:rPr>
                 <w:rFonts w:ascii="宋体" w:hAnsi="宋体" w:eastAsia="宋体"/>
+                <w:color w:val="000000"/>
                 <w:sz w:val="21"/>
               </w:rPr>
               <w:t xml:space="preserve">内容基线</w:t>
@@ -547,6 +576,7 @@
             <w:r>
               <w:rPr>
                 <w:rFonts w:ascii="宋体" w:hAnsi="宋体" w:eastAsia="宋体"/>
+                <w:color w:val="000000"/>
                 <w:sz w:val="21"/>
               </w:rPr>
               <w:t xml:space="preserve">单元划分、用例设计、通过准则和回归策略</w:t>
@@ -564,6 +594,7 @@
       <w:r>
         <w:rPr>
           <w:rFonts w:ascii="宋体" w:hAnsi="宋体" w:eastAsia="宋体"/>
+          <w:color w:val="000000"/>
         </w:rPr>
         <w:t xml:space="preserve">修订记录</w:t>
       </w:r>
@@ -598,6 +629,7 @@
               <w:rPr>
                 <w:rFonts w:ascii="宋体" w:hAnsi="宋体" w:eastAsia="宋体"/>
                 <w:b/>
+                <w:color w:val="000000"/>
                 <w:sz w:val="21"/>
               </w:rPr>
               <w:t xml:space="preserve">版本</w:t>
@@ -618,6 +650,7 @@
               <w:rPr>
                 <w:rFonts w:ascii="宋体" w:hAnsi="宋体" w:eastAsia="宋体"/>
                 <w:b/>
+                <w:color w:val="000000"/>
                 <w:sz w:val="21"/>
               </w:rPr>
               <w:t xml:space="preserve">日期</w:t>
@@ -638,6 +671,7 @@
               <w:rPr>
                 <w:rFonts w:ascii="宋体" w:hAnsi="宋体" w:eastAsia="宋体"/>
                 <w:b/>
+                <w:color w:val="000000"/>
                 <w:sz w:val="21"/>
               </w:rPr>
               <w:t xml:space="preserve">编写人</w:t>
@@ -658,6 +692,7 @@
               <w:rPr>
                 <w:rFonts w:ascii="宋体" w:hAnsi="宋体" w:eastAsia="宋体"/>
                 <w:b/>
+                <w:color w:val="000000"/>
                 <w:sz w:val="21"/>
               </w:rPr>
               <w:t xml:space="preserve">说明</w:t>
@@ -676,6 +711,7 @@
             <w:r>
               <w:rPr>
                 <w:rFonts w:ascii="宋体" w:hAnsi="宋体" w:eastAsia="宋体"/>
+                <w:color w:val="000000"/>
                 <w:sz w:val="21"/>
               </w:rPr>
               <w:t xml:space="preserve">V1.0</w:t>
@@ -692,6 +728,7 @@
             <w:r>
               <w:rPr>
                 <w:rFonts w:ascii="宋体" w:hAnsi="宋体" w:eastAsia="宋体"/>
+                <w:color w:val="000000"/>
                 <w:sz w:val="21"/>
               </w:rPr>
               <w:t xml:space="preserve">2025-11-10</w:t>
@@ -708,6 +745,7 @@
             <w:r>
               <w:rPr>
                 <w:rFonts w:ascii="宋体" w:hAnsi="宋体" w:eastAsia="宋体"/>
+                <w:color w:val="000000"/>
                 <w:sz w:val="21"/>
               </w:rPr>
               <w:t xml:space="preserve">项目组</w:t>
@@ -724,6 +762,7 @@
             <w:r>
               <w:rPr>
                 <w:rFonts w:ascii="宋体" w:hAnsi="宋体" w:eastAsia="宋体"/>
+                <w:color w:val="000000"/>
                 <w:sz w:val="21"/>
               </w:rPr>
               <w:t xml:space="preserve">完成初版课程文档</w:t>
@@ -742,6 +781,7 @@
             <w:r>
               <w:rPr>
                 <w:rFonts w:ascii="宋体" w:hAnsi="宋体" w:eastAsia="宋体"/>
+                <w:color w:val="000000"/>
                 <w:sz w:val="21"/>
               </w:rPr>
               <w:t xml:space="preserve">V2.0</w:t>
@@ -758,6 +798,7 @@
             <w:r>
               <w:rPr>
                 <w:rFonts w:ascii="宋体" w:hAnsi="宋体" w:eastAsia="宋体"/>
+                <w:color w:val="000000"/>
                 <w:sz w:val="21"/>
               </w:rPr>
               <w:t xml:space="preserve">2026-03-12</w:t>
@@ -774,6 +815,7 @@
             <w:r>
               <w:rPr>
                 <w:rFonts w:ascii="宋体" w:hAnsi="宋体" w:eastAsia="宋体"/>
+                <w:color w:val="000000"/>
                 <w:sz w:val="21"/>
               </w:rPr>
               <w:t xml:space="preserve">项目组</w:t>
@@ -790,6 +832,7 @@
             <w:r>
               <w:rPr>
                 <w:rFonts w:ascii="宋体" w:hAnsi="宋体" w:eastAsia="宋体"/>
+                <w:color w:val="000000"/>
                 <w:sz w:val="21"/>
               </w:rPr>
               <w:t xml:space="preserve">统一项目名称、技术基线和阶段交付内容</w:t>
@@ -808,6 +851,7 @@
             <w:r>
               <w:rPr>
                 <w:rFonts w:ascii="宋体" w:hAnsi="宋体" w:eastAsia="宋体"/>
+                <w:color w:val="000000"/>
                 <w:sz w:val="21"/>
               </w:rPr>
               <w:t xml:space="preserve">V3.0</w:t>
@@ -824,6 +868,7 @@
             <w:r>
               <w:rPr>
                 <w:rFonts w:ascii="宋体" w:hAnsi="宋体" w:eastAsia="宋体"/>
+                <w:color w:val="000000"/>
                 <w:sz w:val="21"/>
               </w:rPr>
               <w:t xml:space="preserve">2026-06-14</w:t>
@@ -840,6 +885,7 @@
             <w:r>
               <w:rPr>
                 <w:rFonts w:ascii="宋体" w:hAnsi="宋体" w:eastAsia="宋体"/>
+                <w:color w:val="000000"/>
                 <w:sz w:val="21"/>
               </w:rPr>
               <w:t xml:space="preserve">项目组</w:t>
@@ -856,6 +902,7 @@
             <w:r>
               <w:rPr>
                 <w:rFonts w:ascii="宋体" w:hAnsi="宋体" w:eastAsia="宋体"/>
+                <w:color w:val="000000"/>
                 <w:sz w:val="21"/>
               </w:rPr>
               <w:t xml:space="preserve">参考课程交付样例统一封面与归档格式，补充数据理解、技术难点、测试验收和 DOCX 交付信息</w:t>
@@ -873,6 +920,7 @@
       <w:r>
         <w:rPr>
           <w:rFonts w:ascii="宋体" w:hAnsi="宋体" w:eastAsia="宋体"/>
+          <w:color w:val="000000"/>
         </w:rPr>
         <w:t xml:space="preserve">1. 测试目的</w:t>
       </w:r>
@@ -886,6 +934,7 @@
       <w:r>
         <w:rPr>
           <w:rFonts w:ascii="宋体" w:hAnsi="宋体" w:eastAsia="宋体"/>
+          <w:color w:val="000000"/>
         </w:rPr>
         <w:t xml:space="preserve">单元测试的目标是验证系统中各个独立模块的行为是否符合预期，尽早发现接口错误、边界条件处理错误和回归问题。对于本项目，单元测试尤其关注数据处理正确性和训练主链路关键组件的稳定性。</w:t>
       </w:r>
@@ -899,6 +948,7 @@
       <w:r>
         <w:rPr>
           <w:rFonts w:ascii="宋体" w:hAnsi="宋体" w:eastAsia="宋体"/>
+          <w:color w:val="000000"/>
         </w:rPr>
         <w:t xml:space="preserve">2. 测试范围</w:t>
       </w:r>
@@ -912,6 +962,7 @@
       <w:r>
         <w:rPr>
           <w:rFonts w:ascii="宋体" w:hAnsi="宋体" w:eastAsia="宋体"/>
+          <w:color w:val="000000"/>
         </w:rPr>
         <w:t xml:space="preserve">单元测试覆盖以下对象：</w:t>
       </w:r>
@@ -929,6 +980,7 @@
       <w:r>
         <w:rPr>
           <w:rFonts w:ascii="宋体" w:hAnsi="宋体" w:eastAsia="宋体"/>
+          <w:color w:val="000000"/>
         </w:rPr>
         <w:t xml:space="preserve">数据加载器与实体抽象。</w:t>
       </w:r>
@@ -946,6 +998,7 @@
       <w:r>
         <w:rPr>
           <w:rFonts w:ascii="宋体" w:hAnsi="宋体" w:eastAsia="宋体"/>
+          <w:color w:val="000000"/>
         </w:rPr>
         <w:t xml:space="preserve">预处理组件和特征提取组件。</w:t>
       </w:r>
@@ -963,6 +1016,7 @@
       <w:r>
         <w:rPr>
           <w:rFonts w:ascii="宋体" w:hAnsi="宋体" w:eastAsia="宋体"/>
+          <w:color w:val="000000"/>
         </w:rPr>
         <w:t xml:space="preserve">标签构造器和阶段划分策略。</w:t>
       </w:r>
@@ -980,6 +1034,7 @@
       <w:r>
         <w:rPr>
           <w:rFonts w:ascii="宋体" w:hAnsi="宋体" w:eastAsia="宋体"/>
+          <w:color w:val="000000"/>
         </w:rPr>
         <w:t xml:space="preserve">训练器、回调和预测器。</w:t>
       </w:r>
@@ -997,6 +1052,7 @@
       <w:r>
         <w:rPr>
           <w:rFonts w:ascii="宋体" w:hAnsi="宋体" w:eastAsia="宋体"/>
+          <w:color w:val="000000"/>
         </w:rPr>
         <w:t xml:space="preserve">评估器和可视化导出函数。</w:t>
       </w:r>
@@ -1010,6 +1066,7 @@
       <w:r>
         <w:rPr>
           <w:rFonts w:ascii="宋体" w:hAnsi="宋体" w:eastAsia="宋体"/>
+          <w:color w:val="000000"/>
         </w:rPr>
         <w:t xml:space="preserve">3. 单元划分</w:t>
       </w:r>
@@ -1044,6 +1101,7 @@
               <w:rPr>
                 <w:rFonts w:ascii="宋体" w:hAnsi="宋体" w:eastAsia="宋体"/>
                 <w:b/>
+                <w:color w:val="000000"/>
                 <w:sz w:val="21"/>
               </w:rPr>
               <w:t xml:space="preserve">单元类别</w:t>
@@ -1064,6 +1122,7 @@
               <w:rPr>
                 <w:rFonts w:ascii="宋体" w:hAnsi="宋体" w:eastAsia="宋体"/>
                 <w:b/>
+                <w:color w:val="000000"/>
                 <w:sz w:val="21"/>
               </w:rPr>
               <w:t xml:space="preserve">代表对象</w:t>
@@ -1084,6 +1143,7 @@
               <w:rPr>
                 <w:rFonts w:ascii="宋体" w:hAnsi="宋体" w:eastAsia="宋体"/>
                 <w:b/>
+                <w:color w:val="000000"/>
                 <w:sz w:val="21"/>
               </w:rPr>
               <w:t xml:space="preserve">主要关注点</w:t>
@@ -1102,6 +1162,7 @@
             <w:r>
               <w:rPr>
                 <w:rFonts w:ascii="宋体" w:hAnsi="宋体" w:eastAsia="宋体"/>
+                <w:color w:val="000000"/>
                 <w:sz w:val="21"/>
               </w:rPr>
               <w:t xml:space="preserve">数据单元</w:t>
@@ -1118,6 +1179,7 @@
             <w:r>
               <w:rPr>
                 <w:rFonts w:ascii="宋体" w:hAnsi="宋体" w:eastAsia="宋体"/>
+                <w:color w:val="000000"/>
                 <w:sz w:val="21"/>
               </w:rPr>
               <w:t xml:space="preserve">loader、entity、serializer</w:t>
@@ -1134,6 +1196,7 @@
             <w:r>
               <w:rPr>
                 <w:rFonts w:ascii="宋体" w:hAnsi="宋体" w:eastAsia="宋体"/>
+                <w:color w:val="000000"/>
                 <w:sz w:val="21"/>
               </w:rPr>
               <w:t xml:space="preserve">目录解析、格式兼容、导入导出</w:t>
@@ -1152,6 +1215,7 @@
             <w:r>
               <w:rPr>
                 <w:rFonts w:ascii="宋体" w:hAnsi="宋体" w:eastAsia="宋体"/>
+                <w:color w:val="000000"/>
                 <w:sz w:val="21"/>
               </w:rPr>
               <w:t xml:space="preserve">预处理单元</w:t>
@@ -1168,6 +1232,7 @@
             <w:r>
               <w:rPr>
                 <w:rFonts w:ascii="宋体" w:hAnsi="宋体" w:eastAsia="宋体"/>
+                <w:color w:val="000000"/>
                 <w:sz w:val="21"/>
               </w:rPr>
               <w:t xml:space="preserve">signal processor、pipeline</w:t>
@@ -1184,6 +1249,7 @@
             <w:r>
               <w:rPr>
                 <w:rFonts w:ascii="宋体" w:hAnsi="宋体" w:eastAsia="宋体"/>
+                <w:color w:val="000000"/>
                 <w:sz w:val="21"/>
               </w:rPr>
               <w:t xml:space="preserve">滑动窗口、归一化、输出形状</w:t>
@@ -1202,6 +1268,7 @@
             <w:r>
               <w:rPr>
                 <w:rFonts w:ascii="宋体" w:hAnsi="宋体" w:eastAsia="宋体"/>
+                <w:color w:val="000000"/>
                 <w:sz w:val="21"/>
               </w:rPr>
               <w:t xml:space="preserve">标签单元</w:t>
@@ -1218,6 +1285,7 @@
             <w:r>
               <w:rPr>
                 <w:rFonts w:ascii="宋体" w:hAnsi="宋体" w:eastAsia="宋体"/>
+                <w:color w:val="000000"/>
                 <w:sz w:val="21"/>
               </w:rPr>
               <w:t xml:space="preserve">RUL labeler、stage labeler</w:t>
@@ -1234,6 +1302,7 @@
             <w:r>
               <w:rPr>
                 <w:rFonts w:ascii="宋体" w:hAnsi="宋体" w:eastAsia="宋体"/>
+                <w:color w:val="000000"/>
                 <w:sz w:val="21"/>
               </w:rPr>
               <w:t xml:space="preserve">标签值正确性、边界样本处理</w:t>
@@ -1252,6 +1321,7 @@
             <w:r>
               <w:rPr>
                 <w:rFonts w:ascii="宋体" w:hAnsi="宋体" w:eastAsia="宋体"/>
+                <w:color w:val="000000"/>
                 <w:sz w:val="21"/>
               </w:rPr>
               <w:t xml:space="preserve">训练单元</w:t>
@@ -1268,6 +1338,7 @@
             <w:r>
               <w:rPr>
                 <w:rFonts w:ascii="宋体" w:hAnsi="宋体" w:eastAsia="宋体"/>
+                <w:color w:val="000000"/>
                 <w:sz w:val="21"/>
               </w:rPr>
               <w:t xml:space="preserve">trainer、callbacks</w:t>
@@ -1284,6 +1355,7 @@
             <w:r>
               <w:rPr>
                 <w:rFonts w:ascii="宋体" w:hAnsi="宋体" w:eastAsia="宋体"/>
+                <w:color w:val="000000"/>
                 <w:sz w:val="21"/>
               </w:rPr>
               <w:t xml:space="preserve">生命周期调用、日志记录、早停</w:t>
@@ -1302,6 +1374,7 @@
             <w:r>
               <w:rPr>
                 <w:rFonts w:ascii="宋体" w:hAnsi="宋体" w:eastAsia="宋体"/>
+                <w:color w:val="000000"/>
                 <w:sz w:val="21"/>
               </w:rPr>
               <w:t xml:space="preserve">预测单元</w:t>
@@ -1318,6 +1391,7 @@
             <w:r>
               <w:rPr>
                 <w:rFonts w:ascii="宋体" w:hAnsi="宋体" w:eastAsia="宋体"/>
+                <w:color w:val="000000"/>
                 <w:sz w:val="21"/>
               </w:rPr>
               <w:t xml:space="preserve">predictor</w:t>
@@ -1334,6 +1408,7 @@
             <w:r>
               <w:rPr>
                 <w:rFonts w:ascii="宋体" w:hAnsi="宋体" w:eastAsia="宋体"/>
+                <w:color w:val="000000"/>
                 <w:sz w:val="21"/>
               </w:rPr>
               <w:t xml:space="preserve">直接预测、滚动预测、不确定性输出</w:t>
@@ -1352,6 +1427,7 @@
             <w:r>
               <w:rPr>
                 <w:rFonts w:ascii="宋体" w:hAnsi="宋体" w:eastAsia="宋体"/>
+                <w:color w:val="000000"/>
                 <w:sz w:val="21"/>
               </w:rPr>
               <w:t xml:space="preserve">展示单元</w:t>
@@ -1368,6 +1444,7 @@
             <w:r>
               <w:rPr>
                 <w:rFonts w:ascii="宋体" w:hAnsi="宋体" w:eastAsia="宋体"/>
+                <w:color w:val="000000"/>
                 <w:sz w:val="21"/>
               </w:rPr>
               <w:t xml:space="preserve">visualizer</w:t>
@@ -1384,6 +1461,7 @@
             <w:r>
               <w:rPr>
                 <w:rFonts w:ascii="宋体" w:hAnsi="宋体" w:eastAsia="宋体"/>
+                <w:color w:val="000000"/>
                 <w:sz w:val="21"/>
               </w:rPr>
               <w:t xml:space="preserve">图表文件生成、字段匹配</w:t>
@@ -1401,6 +1479,7 @@
       <w:r>
         <w:rPr>
           <w:rFonts w:ascii="宋体" w:hAnsi="宋体" w:eastAsia="宋体"/>
+          <w:color w:val="000000"/>
         </w:rPr>
         <w:t xml:space="preserve">4. 测试环境</w:t>
       </w:r>
@@ -1435,6 +1514,7 @@
               <w:rPr>
                 <w:rFonts w:ascii="宋体" w:hAnsi="宋体" w:eastAsia="宋体"/>
                 <w:b/>
+                <w:color w:val="000000"/>
                 <w:sz w:val="21"/>
               </w:rPr>
               <w:t xml:space="preserve">项目</w:t>
@@ -1455,6 +1535,7 @@
               <w:rPr>
                 <w:rFonts w:ascii="宋体" w:hAnsi="宋体" w:eastAsia="宋体"/>
                 <w:b/>
+                <w:color w:val="000000"/>
                 <w:sz w:val="21"/>
               </w:rPr>
               <w:t xml:space="preserve">要求</w:t>
@@ -1473,6 +1554,7 @@
             <w:r>
               <w:rPr>
                 <w:rFonts w:ascii="宋体" w:hAnsi="宋体" w:eastAsia="宋体"/>
+                <w:color w:val="000000"/>
                 <w:sz w:val="21"/>
               </w:rPr>
               <w:t xml:space="preserve">Python</w:t>
@@ -1489,6 +1571,7 @@
             <w:r>
               <w:rPr>
                 <w:rFonts w:ascii="宋体" w:hAnsi="宋体" w:eastAsia="宋体"/>
+                <w:color w:val="000000"/>
                 <w:sz w:val="21"/>
               </w:rPr>
               <w:t xml:space="preserve">3.11+</w:t>
@@ -1507,6 +1590,7 @@
             <w:r>
               <w:rPr>
                 <w:rFonts w:ascii="宋体" w:hAnsi="宋体" w:eastAsia="宋体"/>
+                <w:color w:val="000000"/>
                 <w:sz w:val="21"/>
               </w:rPr>
               <w:t xml:space="preserve">环境管理</w:t>
@@ -1523,6 +1607,7 @@
             <w:r>
               <w:rPr>
                 <w:rFonts w:ascii="宋体" w:hAnsi="宋体" w:eastAsia="宋体"/>
+                <w:color w:val="000000"/>
                 <w:sz w:val="21"/>
               </w:rPr>
               <w:t xml:space="preserve">uv</w:t>
@@ -1541,6 +1626,7 @@
             <w:r>
               <w:rPr>
                 <w:rFonts w:ascii="宋体" w:hAnsi="宋体" w:eastAsia="宋体"/>
+                <w:color w:val="000000"/>
                 <w:sz w:val="21"/>
               </w:rPr>
               <w:t xml:space="preserve">测试框架</w:t>
@@ -1557,6 +1643,7 @@
             <w:r>
               <w:rPr>
                 <w:rFonts w:ascii="宋体" w:hAnsi="宋体" w:eastAsia="宋体"/>
+                <w:color w:val="000000"/>
                 <w:sz w:val="21"/>
               </w:rPr>
               <w:t xml:space="preserve">pytest</w:t>
@@ -1575,6 +1662,7 @@
             <w:r>
               <w:rPr>
                 <w:rFonts w:ascii="宋体" w:hAnsi="宋体" w:eastAsia="宋体"/>
+                <w:color w:val="000000"/>
                 <w:sz w:val="21"/>
               </w:rPr>
               <w:t xml:space="preserve">数据来源</w:t>
@@ -1591,6 +1679,7 @@
             <w:r>
               <w:rPr>
                 <w:rFonts w:ascii="宋体" w:hAnsi="宋体" w:eastAsia="宋体"/>
+                <w:color w:val="000000"/>
                 <w:sz w:val="21"/>
               </w:rPr>
               <w:t xml:space="preserve">合成数据为主，真实数据 smoke test 为辅</w:t>
@@ -1608,6 +1697,7 @@
       <w:r>
         <w:rPr>
           <w:rFonts w:ascii="宋体" w:hAnsi="宋体" w:eastAsia="宋体"/>
+          <w:color w:val="000000"/>
         </w:rPr>
         <w:t xml:space="preserve">5. 测试方法</w:t>
       </w:r>
@@ -1625,6 +1715,7 @@
       <w:r>
         <w:rPr>
           <w:rFonts w:ascii="宋体" w:hAnsi="宋体" w:eastAsia="宋体"/>
+          <w:color w:val="000000"/>
         </w:rPr>
         <w:t xml:space="preserve">以白盒测试为主，针对模块输入输出和边界条件设计用例。</w:t>
       </w:r>
@@ -1642,6 +1733,7 @@
       <w:r>
         <w:rPr>
           <w:rFonts w:ascii="宋体" w:hAnsi="宋体" w:eastAsia="宋体"/>
+          <w:color w:val="000000"/>
         </w:rPr>
         <w:t xml:space="preserve">优先使用合成数据，保证测试运行稳定和速度可控。</w:t>
       </w:r>
@@ -1659,6 +1751,7 @@
       <w:r>
         <w:rPr>
           <w:rFonts w:ascii="宋体" w:hAnsi="宋体" w:eastAsia="宋体"/>
+          <w:color w:val="000000"/>
         </w:rPr>
         <w:t xml:space="preserve">对真实官方数据集仅做小规模烟雾测试，验证解析兼容性。</w:t>
       </w:r>
@@ -1676,6 +1769,7 @@
       <w:r>
         <w:rPr>
           <w:rFonts w:ascii="宋体" w:hAnsi="宋体" w:eastAsia="宋体"/>
+          <w:color w:val="000000"/>
         </w:rPr>
         <w:t xml:space="preserve">对导出类功能采用文件存在性和内容结构检查。</w:t>
       </w:r>
@@ -1689,6 +1783,7 @@
       <w:r>
         <w:rPr>
           <w:rFonts w:ascii="宋体" w:hAnsi="宋体" w:eastAsia="宋体"/>
+          <w:color w:val="000000"/>
         </w:rPr>
         <w:t xml:space="preserve">6. 测试用例设计原则</w:t>
       </w:r>
@@ -1706,6 +1801,7 @@
       <w:r>
         <w:rPr>
           <w:rFonts w:ascii="宋体" w:hAnsi="宋体" w:eastAsia="宋体"/>
+          <w:color w:val="000000"/>
         </w:rPr>
         <w:t xml:space="preserve">每个单元至少覆盖一个正常路径和一个边界路径。</w:t>
       </w:r>
@@ -1723,6 +1819,7 @@
       <w:r>
         <w:rPr>
           <w:rFonts w:ascii="宋体" w:hAnsi="宋体" w:eastAsia="宋体"/>
+          <w:color w:val="000000"/>
         </w:rPr>
         <w:t xml:space="preserve">对含有状态变化的组件，至少验证初始化、执行和结束三个阶段。</w:t>
       </w:r>
@@ -1740,6 +1837,7 @@
       <w:r>
         <w:rPr>
           <w:rFonts w:ascii="宋体" w:hAnsi="宋体" w:eastAsia="宋体"/>
+          <w:color w:val="000000"/>
         </w:rPr>
         <w:t xml:space="preserve">对文件导出和目录解析单元，优先验证路径和格式兼容性。</w:t>
       </w:r>
@@ -1757,6 +1855,7 @@
       <w:r>
         <w:rPr>
           <w:rFonts w:ascii="宋体" w:hAnsi="宋体" w:eastAsia="宋体"/>
+          <w:color w:val="000000"/>
         </w:rPr>
         <w:t xml:space="preserve">对训练相关组件，优先验证回调触发和结果产物，而不是追求数值最优。</w:t>
       </w:r>
@@ -1770,6 +1869,7 @@
       <w:r>
         <w:rPr>
           <w:rFonts w:ascii="宋体" w:hAnsi="宋体" w:eastAsia="宋体"/>
+          <w:color w:val="000000"/>
         </w:rPr>
         <w:t xml:space="preserve">7. 重点测试模块</w:t>
       </w:r>
@@ -1782,6 +1882,7 @@
       <w:r>
         <w:rPr>
           <w:rFonts w:ascii="宋体" w:hAnsi="宋体" w:eastAsia="宋体"/>
+          <w:color w:val="000000"/>
         </w:rPr>
         <w:t xml:space="preserve">7.1 数据处理模块</w:t>
       </w:r>
@@ -1795,6 +1896,7 @@
       <w:r>
         <w:rPr>
           <w:rFonts w:ascii="宋体" w:hAnsi="宋体" w:eastAsia="宋体"/>
+          <w:color w:val="000000"/>
         </w:rPr>
         <w:t xml:space="preserve">这是单元测试重点。原因在于真实数据目录结构复杂，且后续所有训练任务都依赖数据单元的正确性。</w:t>
       </w:r>
@@ -1808,6 +1910,7 @@
       <w:r>
         <w:rPr>
           <w:rFonts w:ascii="宋体" w:hAnsi="宋体" w:eastAsia="宋体"/>
+          <w:color w:val="000000"/>
         </w:rPr>
         <w:t xml:space="preserve">7.2 训练回调模块</w:t>
       </w:r>
@@ -1821,6 +1924,7 @@
       <w:r>
         <w:rPr>
           <w:rFonts w:ascii="宋体" w:hAnsi="宋体" w:eastAsia="宋体"/>
+          <w:color w:val="000000"/>
         </w:rPr>
         <w:t xml:space="preserve">回调机制承担实验记录、EarlyStopping、TensorBoard 和梯度报警等关键功能，若此处有问题，虽然模型能训练，但实验管理会失效。</w:t>
       </w:r>
@@ -1834,6 +1938,7 @@
       <w:r>
         <w:rPr>
           <w:rFonts w:ascii="宋体" w:hAnsi="宋体" w:eastAsia="宋体"/>
+          <w:color w:val="000000"/>
         </w:rPr>
         <w:t xml:space="preserve">7.3 预测策略模块</w:t>
       </w:r>
@@ -1847,6 +1952,7 @@
       <w:r>
         <w:rPr>
           <w:rFonts w:ascii="宋体" w:hAnsi="宋体" w:eastAsia="宋体"/>
+          <w:color w:val="000000"/>
         </w:rPr>
         <w:t xml:space="preserve">滚动预测和不确定性估计容易出现维度或状态管理问题，因此需要重点测试。</w:t>
       </w:r>
@@ -1861,6 +1967,7 @@
       <w:r>
         <w:rPr>
           <w:rFonts w:ascii="宋体" w:hAnsi="宋体" w:eastAsia="宋体"/>
+          <w:color w:val="000000"/>
         </w:rPr>
         <w:t xml:space="preserve">8. 数据处理模块单元测试计划</w:t>
       </w:r>
@@ -1895,6 +2002,7 @@
               <w:rPr>
                 <w:rFonts w:ascii="宋体" w:hAnsi="宋体" w:eastAsia="宋体"/>
                 <w:b/>
+                <w:color w:val="000000"/>
                 <w:sz w:val="21"/>
               </w:rPr>
               <w:t xml:space="preserve">用例编号</w:t>
@@ -1915,6 +2023,7 @@
               <w:rPr>
                 <w:rFonts w:ascii="宋体" w:hAnsi="宋体" w:eastAsia="宋体"/>
                 <w:b/>
+                <w:color w:val="000000"/>
                 <w:sz w:val="21"/>
               </w:rPr>
               <w:t xml:space="preserve">测试目标</w:t>
@@ -1935,6 +2044,7 @@
               <w:rPr>
                 <w:rFonts w:ascii="宋体" w:hAnsi="宋体" w:eastAsia="宋体"/>
                 <w:b/>
+                <w:color w:val="000000"/>
                 <w:sz w:val="21"/>
               </w:rPr>
               <w:t xml:space="preserve">预期结果</w:t>
@@ -1953,6 +2063,7 @@
             <w:r>
               <w:rPr>
                 <w:rFonts w:ascii="宋体" w:hAnsi="宋体" w:eastAsia="宋体"/>
+                <w:color w:val="000000"/>
                 <w:sz w:val="21"/>
               </w:rPr>
               <w:t xml:space="preserve">UT-DATA-01</w:t>
@@ -1969,6 +2080,7 @@
             <w:r>
               <w:rPr>
                 <w:rFonts w:ascii="宋体" w:hAnsi="宋体" w:eastAsia="宋体"/>
+                <w:color w:val="000000"/>
                 <w:sz w:val="21"/>
               </w:rPr>
               <w:t xml:space="preserve">XJTU-SY 目录解析</w:t>
@@ -1985,6 +2097,7 @@
             <w:r>
               <w:rPr>
                 <w:rFonts w:ascii="宋体" w:hAnsi="宋体" w:eastAsia="宋体"/>
+                <w:color w:val="000000"/>
                 <w:sz w:val="21"/>
               </w:rPr>
               <w:t xml:space="preserve">能识别实体目录并加载样本</w:t>
@@ -2003,6 +2116,7 @@
             <w:r>
               <w:rPr>
                 <w:rFonts w:ascii="宋体" w:hAnsi="宋体" w:eastAsia="宋体"/>
+                <w:color w:val="000000"/>
                 <w:sz w:val="21"/>
               </w:rPr>
               <w:t xml:space="preserve">UT-DATA-02</w:t>
@@ -2019,6 +2133,7 @@
             <w:r>
               <w:rPr>
                 <w:rFonts w:ascii="宋体" w:hAnsi="宋体" w:eastAsia="宋体"/>
+                <w:color w:val="000000"/>
                 <w:sz w:val="21"/>
               </w:rPr>
               <w:t xml:space="preserve">PHM2012 温度通道保留</w:t>
@@ -2035,6 +2150,7 @@
             <w:r>
               <w:rPr>
                 <w:rFonts w:ascii="宋体" w:hAnsi="宋体" w:eastAsia="宋体"/>
+                <w:color w:val="000000"/>
                 <w:sz w:val="21"/>
               </w:rPr>
               <w:t xml:space="preserve">加载后包含温度通道</w:t>
@@ -2053,6 +2169,7 @@
             <w:r>
               <w:rPr>
                 <w:rFonts w:ascii="宋体" w:hAnsi="宋体" w:eastAsia="宋体"/>
+                <w:color w:val="000000"/>
                 <w:sz w:val="21"/>
               </w:rPr>
               <w:t xml:space="preserve">UT-DATA-03</w:t>
@@ -2069,6 +2186,7 @@
             <w:r>
               <w:rPr>
                 <w:rFonts w:ascii="宋体" w:hAnsi="宋体" w:eastAsia="宋体"/>
+                <w:color w:val="000000"/>
                 <w:sz w:val="21"/>
               </w:rPr>
               <w:t xml:space="preserve">CSV / PKL 导出与导入</w:t>
@@ -2085,6 +2203,7 @@
             <w:r>
               <w:rPr>
                 <w:rFonts w:ascii="宋体" w:hAnsi="宋体" w:eastAsia="宋体"/>
+                <w:color w:val="000000"/>
                 <w:sz w:val="21"/>
               </w:rPr>
               <w:t xml:space="preserve">导出文件存在且可重新读取</w:t>
@@ -2103,6 +2222,7 @@
             <w:r>
               <w:rPr>
                 <w:rFonts w:ascii="宋体" w:hAnsi="宋体" w:eastAsia="宋体"/>
+                <w:color w:val="000000"/>
                 <w:sz w:val="21"/>
               </w:rPr>
               <w:t xml:space="preserve">UT-DATA-04</w:t>
@@ -2119,6 +2239,7 @@
             <w:r>
               <w:rPr>
                 <w:rFonts w:ascii="宋体" w:hAnsi="宋体" w:eastAsia="宋体"/>
+                <w:color w:val="000000"/>
                 <w:sz w:val="21"/>
               </w:rPr>
               <w:t xml:space="preserve">带表头 CSV 数值化处理</w:t>
@@ -2135,6 +2256,7 @@
             <w:r>
               <w:rPr>
                 <w:rFonts w:ascii="宋体" w:hAnsi="宋体" w:eastAsia="宋体"/>
+                <w:color w:val="000000"/>
                 <w:sz w:val="21"/>
               </w:rPr>
               <w:t xml:space="preserve">非数值行被过滤，数值列成功解析</w:t>
@@ -2152,6 +2274,7 @@
       <w:r>
         <w:rPr>
           <w:rFonts w:ascii="宋体" w:hAnsi="宋体" w:eastAsia="宋体"/>
+          <w:color w:val="000000"/>
         </w:rPr>
         <w:t xml:space="preserve">9. 训练与预测模块单元测试计划</w:t>
       </w:r>
@@ -2186,6 +2309,7 @@
               <w:rPr>
                 <w:rFonts w:ascii="宋体" w:hAnsi="宋体" w:eastAsia="宋体"/>
                 <w:b/>
+                <w:color w:val="000000"/>
                 <w:sz w:val="21"/>
               </w:rPr>
               <w:t xml:space="preserve">用例编号</w:t>
@@ -2206,6 +2330,7 @@
               <w:rPr>
                 <w:rFonts w:ascii="宋体" w:hAnsi="宋体" w:eastAsia="宋体"/>
                 <w:b/>
+                <w:color w:val="000000"/>
                 <w:sz w:val="21"/>
               </w:rPr>
               <w:t xml:space="preserve">测试目标</w:t>
@@ -2226,6 +2351,7 @@
               <w:rPr>
                 <w:rFonts w:ascii="宋体" w:hAnsi="宋体" w:eastAsia="宋体"/>
                 <w:b/>
+                <w:color w:val="000000"/>
                 <w:sz w:val="21"/>
               </w:rPr>
               <w:t xml:space="preserve">预期结果</w:t>
@@ -2244,6 +2370,7 @@
             <w:r>
               <w:rPr>
                 <w:rFonts w:ascii="宋体" w:hAnsi="宋体" w:eastAsia="宋体"/>
+                <w:color w:val="000000"/>
                 <w:sz w:val="21"/>
               </w:rPr>
               <w:t xml:space="preserve">UT-TRAIN-01</w:t>
@@ -2260,6 +2387,7 @@
             <w:r>
               <w:rPr>
                 <w:rFonts w:ascii="宋体" w:hAnsi="宋体" w:eastAsia="宋体"/>
+                <w:color w:val="000000"/>
                 <w:sz w:val="21"/>
               </w:rPr>
               <w:t xml:space="preserve">BaseTrainer 训练流程</w:t>
@@ -2276,6 +2404,7 @@
             <w:r>
               <w:rPr>
                 <w:rFonts w:ascii="宋体" w:hAnsi="宋体" w:eastAsia="宋体"/>
+                <w:color w:val="000000"/>
                 <w:sz w:val="21"/>
               </w:rPr>
               <w:t xml:space="preserve">history 正常生成</w:t>
@@ -2294,6 +2423,7 @@
             <w:r>
               <w:rPr>
                 <w:rFonts w:ascii="宋体" w:hAnsi="宋体" w:eastAsia="宋体"/>
+                <w:color w:val="000000"/>
                 <w:sz w:val="21"/>
               </w:rPr>
               <w:t xml:space="preserve">UT-TRAIN-02</w:t>
@@ -2310,6 +2440,7 @@
             <w:r>
               <w:rPr>
                 <w:rFonts w:ascii="宋体" w:hAnsi="宋体" w:eastAsia="宋体"/>
+                <w:color w:val="000000"/>
                 <w:sz w:val="21"/>
               </w:rPr>
               <w:t xml:space="preserve">EarlyStopping 回调</w:t>
@@ -2326,6 +2457,7 @@
             <w:r>
               <w:rPr>
                 <w:rFonts w:ascii="宋体" w:hAnsi="宋体" w:eastAsia="宋体"/>
+                <w:color w:val="000000"/>
                 <w:sz w:val="21"/>
               </w:rPr>
               <w:t xml:space="preserve">满足条件时提前停止</w:t>
@@ -2344,6 +2476,7 @@
             <w:r>
               <w:rPr>
                 <w:rFonts w:ascii="宋体" w:hAnsi="宋体" w:eastAsia="宋体"/>
+                <w:color w:val="000000"/>
                 <w:sz w:val="21"/>
               </w:rPr>
               <w:t xml:space="preserve">UT-TRAIN-03</w:t>
@@ -2360,6 +2493,7 @@
             <w:r>
               <w:rPr>
                 <w:rFonts w:ascii="宋体" w:hAnsi="宋体" w:eastAsia="宋体"/>
+                <w:color w:val="000000"/>
                 <w:sz w:val="21"/>
               </w:rPr>
               <w:t xml:space="preserve">TensorBoard 回调</w:t>
@@ -2376,6 +2510,7 @@
             <w:r>
               <w:rPr>
                 <w:rFonts w:ascii="宋体" w:hAnsi="宋体" w:eastAsia="宋体"/>
+                <w:color w:val="000000"/>
                 <w:sz w:val="21"/>
               </w:rPr>
               <w:t xml:space="preserve">生成事件文件</w:t>
@@ -2394,6 +2529,7 @@
             <w:r>
               <w:rPr>
                 <w:rFonts w:ascii="宋体" w:hAnsi="宋体" w:eastAsia="宋体"/>
+                <w:color w:val="000000"/>
                 <w:sz w:val="21"/>
               </w:rPr>
               <w:t xml:space="preserve">UT-TRAIN-04</w:t>
@@ -2410,6 +2546,7 @@
             <w:r>
               <w:rPr>
                 <w:rFonts w:ascii="宋体" w:hAnsi="宋体" w:eastAsia="宋体"/>
+                <w:color w:val="000000"/>
                 <w:sz w:val="21"/>
               </w:rPr>
               <w:t xml:space="preserve">GradientAlert 回调</w:t>
@@ -2426,6 +2563,7 @@
             <w:r>
               <w:rPr>
                 <w:rFonts w:ascii="宋体" w:hAnsi="宋体" w:eastAsia="宋体"/>
+                <w:color w:val="000000"/>
                 <w:sz w:val="21"/>
               </w:rPr>
               <w:t xml:space="preserve">梯度异常时输出告警记录</w:t>
@@ -2444,6 +2582,7 @@
             <w:r>
               <w:rPr>
                 <w:rFonts w:ascii="宋体" w:hAnsi="宋体" w:eastAsia="宋体"/>
+                <w:color w:val="000000"/>
                 <w:sz w:val="21"/>
               </w:rPr>
               <w:t xml:space="preserve">UT-PRED-01</w:t>
@@ -2460,6 +2599,7 @@
             <w:r>
               <w:rPr>
                 <w:rFonts w:ascii="宋体" w:hAnsi="宋体" w:eastAsia="宋体"/>
+                <w:color w:val="000000"/>
                 <w:sz w:val="21"/>
               </w:rPr>
               <w:t xml:space="preserve">RollingPredictor</w:t>
@@ -2476,6 +2616,7 @@
             <w:r>
               <w:rPr>
                 <w:rFonts w:ascii="宋体" w:hAnsi="宋体" w:eastAsia="宋体"/>
+                <w:color w:val="000000"/>
                 <w:sz w:val="21"/>
               </w:rPr>
               <w:t xml:space="preserve">返回正确长度的滚动预测结果</w:t>
@@ -2494,6 +2635,7 @@
             <w:r>
               <w:rPr>
                 <w:rFonts w:ascii="宋体" w:hAnsi="宋体" w:eastAsia="宋体"/>
+                <w:color w:val="000000"/>
                 <w:sz w:val="21"/>
               </w:rPr>
               <w:t xml:space="preserve">UT-PRED-02</w:t>
@@ -2510,6 +2652,7 @@
             <w:r>
               <w:rPr>
                 <w:rFonts w:ascii="宋体" w:hAnsi="宋体" w:eastAsia="宋体"/>
+                <w:color w:val="000000"/>
                 <w:sz w:val="21"/>
               </w:rPr>
               <w:t xml:space="preserve">MonteCarloDropoutPredictor</w:t>
@@ -2526,6 +2669,7 @@
             <w:r>
               <w:rPr>
                 <w:rFonts w:ascii="宋体" w:hAnsi="宋体" w:eastAsia="宋体"/>
+                <w:color w:val="000000"/>
                 <w:sz w:val="21"/>
               </w:rPr>
               <w:t xml:space="preserve">返回均值和方差信息</w:t>
@@ -2542,6 +2686,7 @@
       <w:r>
         <w:rPr>
           <w:rFonts w:ascii="宋体" w:hAnsi="宋体" w:eastAsia="宋体"/>
+          <w:color w:val="000000"/>
         </w:rPr>
         <w:t xml:space="preserve">9.1 指标与论文 workflow 单元测试补充</w:t>
       </w:r>
@@ -2580,6 +2725,7 @@
               <w:rPr>
                 <w:rFonts w:ascii="宋体" w:hAnsi="宋体" w:eastAsia="宋体"/>
                 <w:b/>
+                <w:color w:val="000000"/>
                 <w:sz w:val="21"/>
               </w:rPr>
               <w:t xml:space="preserve">单元</w:t>
@@ -2600,6 +2746,7 @@
               <w:rPr>
                 <w:rFonts w:ascii="宋体" w:hAnsi="宋体" w:eastAsia="宋体"/>
                 <w:b/>
+                <w:color w:val="000000"/>
                 <w:sz w:val="21"/>
               </w:rPr>
               <w:t xml:space="preserve">测试重点</w:t>
@@ -2620,6 +2767,7 @@
               <w:rPr>
                 <w:rFonts w:ascii="宋体" w:hAnsi="宋体" w:eastAsia="宋体"/>
                 <w:b/>
+                <w:color w:val="000000"/>
                 <w:sz w:val="21"/>
               </w:rPr>
               <w:t xml:space="preserve">典型断言</w:t>
@@ -2638,6 +2786,7 @@
             <w:r>
               <w:rPr>
                 <w:rFonts w:ascii="宋体" w:hAnsi="宋体" w:eastAsia="宋体"/>
+                <w:color w:val="000000"/>
                 <w:sz w:val="21"/>
               </w:rPr>
               <w:t xml:space="preserve">RUL 指标</w:t>
@@ -2654,6 +2803,7 @@
             <w:r>
               <w:rPr>
                 <w:rFonts w:ascii="宋体" w:hAnsi="宋体" w:eastAsia="宋体"/>
+                <w:color w:val="000000"/>
                 <w:sz w:val="21"/>
               </w:rPr>
               <w:t xml:space="preserve">RMSE、NormalizedRMSE、SMAPE、R2、Huang Score</w:t>
@@ -2670,6 +2820,7 @@
             <w:r>
               <w:rPr>
                 <w:rFonts w:ascii="宋体" w:hAnsi="宋体" w:eastAsia="宋体"/>
+                <w:color w:val="000000"/>
                 <w:sz w:val="21"/>
               </w:rPr>
               <w:t xml:space="preserve">完美预测误差为 0，R2 为 1，range 为 0 时不产生 NaN/inf</w:t>
@@ -2688,6 +2839,7 @@
             <w:r>
               <w:rPr>
                 <w:rFonts w:ascii="宋体" w:hAnsi="宋体" w:eastAsia="宋体"/>
+                <w:color w:val="000000"/>
                 <w:sz w:val="21"/>
               </w:rPr>
               <w:t xml:space="preserve">方向性指标</w:t>
@@ -2704,6 +2856,7 @@
             <w:r>
               <w:rPr>
                 <w:rFonts w:ascii="宋体" w:hAnsi="宋体" w:eastAsia="宋体"/>
+                <w:color w:val="000000"/>
                 <w:sz w:val="21"/>
               </w:rPr>
               <w:t xml:space="preserve">OverPredictionRate、UnderPredictionRate、WithinToleranceRate</w:t>
@@ -2720,6 +2873,7 @@
             <w:r>
               <w:rPr>
                 <w:rFonts w:ascii="宋体" w:hAnsi="宋体" w:eastAsia="宋体"/>
+                <w:color w:val="000000"/>
                 <w:sz w:val="21"/>
               </w:rPr>
               <w:t xml:space="preserve">预测大于真实值时计入 over，阈值内样本计入 within</w:t>
@@ -2738,6 +2892,7 @@
             <w:r>
               <w:rPr>
                 <w:rFonts w:ascii="宋体" w:hAnsi="宋体" w:eastAsia="宋体"/>
+                <w:color w:val="000000"/>
                 <w:sz w:val="21"/>
               </w:rPr>
               <w:t xml:space="preserve">CNN-LSTM-AM</w:t>
@@ -2754,6 +2909,7 @@
             <w:r>
               <w:rPr>
                 <w:rFonts w:ascii="宋体" w:hAnsi="宋体" w:eastAsia="宋体"/>
+                <w:color w:val="000000"/>
                 <w:sz w:val="21"/>
               </w:rPr>
               <w:t xml:space="preserve">模型 forward、attention 权重、workflow 输出</w:t>
@@ -2770,6 +2926,7 @@
             <w:r>
               <w:rPr>
                 <w:rFonts w:ascii="宋体" w:hAnsi="宋体" w:eastAsia="宋体"/>
+                <w:color w:val="000000"/>
                 <w:sz w:val="21"/>
               </w:rPr>
               <w:t xml:space="preserve">输出维度正确，comparison_metrics.csv 含论文 score</w:t>
@@ -2788,6 +2945,7 @@
             <w:r>
               <w:rPr>
                 <w:rFonts w:ascii="宋体" w:hAnsi="宋体" w:eastAsia="宋体"/>
+                <w:color w:val="000000"/>
                 <w:sz w:val="21"/>
               </w:rPr>
               <w:t xml:space="preserve">xLSTM-Transformer</w:t>
@@ -2804,6 +2962,7 @@
             <w:r>
               <w:rPr>
                 <w:rFonts w:ascii="宋体" w:hAnsi="宋体" w:eastAsia="宋体"/>
+                <w:color w:val="000000"/>
                 <w:sz w:val="21"/>
               </w:rPr>
               <w:t xml:space="preserve">模型结构、baseline 对比、划分 helper</w:t>
@@ -2820,6 +2979,7 @@
             <w:r>
               <w:rPr>
                 <w:rFonts w:ascii="宋体" w:hAnsi="宋体" w:eastAsia="宋体"/>
+                <w:color w:val="000000"/>
                 <w:sz w:val="21"/>
               </w:rPr>
               <w:t xml:space="preserve">两个数据集均输出模型名称、样本数和关键指标</w:t>
@@ -2838,6 +2998,7 @@
             <w:r>
               <w:rPr>
                 <w:rFonts w:ascii="宋体" w:hAnsi="宋体" w:eastAsia="宋体"/>
+                <w:color w:val="000000"/>
                 <w:sz w:val="21"/>
               </w:rPr>
               <w:t xml:space="preserve">notebook smoke</w:t>
@@ -2854,6 +3015,7 @@
             <w:r>
               <w:rPr>
                 <w:rFonts w:ascii="宋体" w:hAnsi="宋体" w:eastAsia="宋体"/>
+                <w:color w:val="000000"/>
                 <w:sz w:val="21"/>
               </w:rPr>
               <w:t xml:space="preserve">examples 下所有 notebook 代码单元</w:t>
@@ -2870,6 +3032,7 @@
             <w:r>
               <w:rPr>
                 <w:rFonts w:ascii="宋体" w:hAnsi="宋体" w:eastAsia="宋体"/>
+                <w:color w:val="000000"/>
                 <w:sz w:val="21"/>
               </w:rPr>
               <w:t xml:space="preserve">1 epoch 条件下可执行，不依赖提交大型真实输出</w:t>
@@ -2888,6 +3051,7 @@
       <w:r>
         <w:rPr>
           <w:rFonts w:ascii="宋体" w:hAnsi="宋体" w:eastAsia="宋体"/>
+          <w:color w:val="000000"/>
         </w:rPr>
         <w:t xml:space="preserve">10. 预期结果与通过标准</w:t>
       </w:r>
@@ -2905,6 +3069,7 @@
       <w:r>
         <w:rPr>
           <w:rFonts w:ascii="宋体" w:hAnsi="宋体" w:eastAsia="宋体"/>
+          <w:color w:val="000000"/>
         </w:rPr>
         <w:t xml:space="preserve">单元测试通过率应达到 100%，关键单元不得存在未修复失败项。</w:t>
       </w:r>
@@ -2922,6 +3087,7 @@
       <w:r>
         <w:rPr>
           <w:rFonts w:ascii="宋体" w:hAnsi="宋体" w:eastAsia="宋体"/>
+          <w:color w:val="000000"/>
         </w:rPr>
         <w:t xml:space="preserve">失败用例必须形成缺陷记录并在回归后关闭。</w:t>
       </w:r>
@@ -2939,6 +3105,7 @@
       <w:r>
         <w:rPr>
           <w:rFonts w:ascii="宋体" w:hAnsi="宋体" w:eastAsia="宋体"/>
+          <w:color w:val="000000"/>
         </w:rPr>
         <w:t xml:space="preserve">修改数据接口、训练回调或预测逻辑后，应重新执行对应单元测试。</w:t>
       </w:r>
@@ -2952,6 +3119,7 @@
       <w:r>
         <w:rPr>
           <w:rFonts w:ascii="宋体" w:hAnsi="宋体" w:eastAsia="宋体"/>
+          <w:color w:val="000000"/>
         </w:rPr>
         <w:t xml:space="preserve">11. 缺陷记录与回归策略</w:t>
       </w:r>
@@ -2964,6 +3132,7 @@
       <w:r>
         <w:rPr>
           <w:rFonts w:ascii="宋体" w:hAnsi="宋体" w:eastAsia="宋体"/>
+          <w:color w:val="000000"/>
         </w:rPr>
         <w:t xml:space="preserve">11.1 缺陷记录</w:t>
       </w:r>
@@ -2977,6 +3146,7 @@
       <w:r>
         <w:rPr>
           <w:rFonts w:ascii="宋体" w:hAnsi="宋体" w:eastAsia="宋体"/>
+          <w:color w:val="000000"/>
         </w:rPr>
         <w:t xml:space="preserve">缺陷应记录以下内容：出现环境、触发条件、现象、定位结论、修复提交和回归结果。</w:t>
       </w:r>
@@ -2990,6 +3160,7 @@
       <w:r>
         <w:rPr>
           <w:rFonts w:ascii="宋体" w:hAnsi="宋体" w:eastAsia="宋体"/>
+          <w:color w:val="000000"/>
         </w:rPr>
         <w:t xml:space="preserve">11.2 回归策略</w:t>
       </w:r>
@@ -3007,6 +3178,7 @@
       <w:r>
         <w:rPr>
           <w:rFonts w:ascii="宋体" w:hAnsi="宋体" w:eastAsia="宋体"/>
+          <w:color w:val="000000"/>
         </w:rPr>
         <w:t xml:space="preserve">修改数据加载器后，回归所有数据单元测试。</w:t>
       </w:r>
@@ -3024,6 +3196,7 @@
       <w:r>
         <w:rPr>
           <w:rFonts w:ascii="宋体" w:hAnsi="宋体" w:eastAsia="宋体"/>
+          <w:color w:val="000000"/>
         </w:rPr>
         <w:t xml:space="preserve">修改训练主链路后，回归训练与预测单元测试。</w:t>
       </w:r>
@@ -3041,6 +3214,7 @@
       <w:r>
         <w:rPr>
           <w:rFonts w:ascii="宋体" w:hAnsi="宋体" w:eastAsia="宋体"/>
+          <w:color w:val="000000"/>
         </w:rPr>
         <w:t xml:space="preserve">修改图表导出逻辑后，回归展示相关测试。</w:t>
       </w:r>
@@ -3055,6 +3229,7 @@
       <w:r>
         <w:rPr>
           <w:rFonts w:ascii="宋体" w:hAnsi="宋体" w:eastAsia="宋体"/>
+          <w:color w:val="000000"/>
         </w:rPr>
         <w:t xml:space="preserve">12. 结论</w:t>
       </w:r>
@@ -3068,30 +3243,35 @@
       <w:r>
         <w:rPr>
           <w:rFonts w:ascii="宋体" w:hAnsi="宋体" w:eastAsia="宋体"/>
+          <w:color w:val="000000"/>
         </w:rPr>
         <w:t xml:space="preserve">单元测试计划强调</w:t>
       </w:r>
       <w:r>
         <w:rPr>
           <w:rFonts w:ascii="宋体" w:hAnsi="宋体" w:eastAsia="宋体"/>
+          <w:color w:val="000000"/>
         </w:rPr>
         <w:t xml:space="preserve">“</w:t>
       </w:r>
       <w:r>
         <w:rPr>
           <w:rFonts w:ascii="宋体" w:hAnsi="宋体" w:eastAsia="宋体"/>
+          <w:color w:val="000000"/>
         </w:rPr>
         <w:t xml:space="preserve">快速发现局部错误</w:t>
       </w:r>
       <w:r>
         <w:rPr>
           <w:rFonts w:ascii="宋体" w:hAnsi="宋体" w:eastAsia="宋体"/>
+          <w:color w:val="000000"/>
         </w:rPr>
         <w:t xml:space="preserve">”</w:t>
       </w:r>
       <w:r>
         <w:rPr>
           <w:rFonts w:ascii="宋体" w:hAnsi="宋体" w:eastAsia="宋体"/>
+          <w:color w:val="000000"/>
         </w:rPr>
         <w:t xml:space="preserve">，是保障后续集成测试和确认测试顺利进行的基础。对本项目而言，单元测试尤其是保证数据链路和训练回调稳定性的关键手段。</w:t>
       </w:r>
@@ -3470,6 +3650,7 @@
     <w:qFormat/>
     <w:rPr>
       <w:rFonts w:ascii="宋体" w:hAnsi="宋体" w:eastAsia="宋体"/>
+      <w:color w:val="000000"/>
       <w:sz w:val="21"/>
     </w:rPr>
   </w:style>
@@ -3483,6 +3664,7 @@
     <w:qFormat/>
     <w:rPr>
       <w:rFonts w:ascii="宋体" w:hAnsi="宋体" w:eastAsia="宋体"/>
+      <w:color w:val="000000"/>
       <w:sz w:val="21"/>
     </w:rPr>
   </w:style>
@@ -3493,6 +3675,7 @@
     <w:qFormat/>
     <w:rPr>
       <w:rFonts w:ascii="宋体" w:hAnsi="宋体" w:eastAsia="宋体"/>
+      <w:color w:val="000000"/>
       <w:sz w:val="21"/>
     </w:rPr>
   </w:style>
@@ -3505,6 +3688,7 @@
     </w:pPr>
     <w:rPr>
       <w:rFonts w:ascii="宋体" w:hAnsi="宋体" w:eastAsia="宋体"/>
+      <w:color w:val="000000"/>
       <w:sz w:val="21"/>
     </w:rPr>
   </w:style>
@@ -3523,7 +3707,7 @@
       <w:rFonts w:asciiTheme="majorHAnsi" w:cstheme="majorBidi" w:eastAsiaTheme="majorEastAsia" w:hAnsiTheme="majorHAnsi" w:ascii="黑体" w:hAnsi="黑体" w:eastAsia="黑体"/>
       <w:b/>
       <w:bCs/>
-      <w:color w:themeColor="accent1" w:themeShade="B5" w:val="345A8A"/>
+      <w:color w:val="000000"/>
       <w:sz w:val="36"/>
       <w:szCs w:val="36"/>
     </w:rPr>
@@ -3540,6 +3724,7 @@
       <w:jc w:val="center"/>
     </w:pPr>
     <w:rPr>
+      <w:color w:val="000000"/>
       <w:sz w:val="30"/>
       <w:szCs w:val="30"/>
     </w:rPr>
@@ -3603,7 +3788,7 @@
       <w:rFonts w:asciiTheme="majorHAnsi" w:cstheme="majorBidi" w:eastAsiaTheme="majorEastAsia" w:hAnsiTheme="majorHAnsi" w:ascii="宋体" w:hAnsi="宋体" w:eastAsia="宋体"/>
       <w:b/>
       <w:bCs/>
-      <w:color w:themeColor="accent1" w:val="4F81BD"/>
+      <w:color w:val="000000"/>
       <w:sz w:val="48"/>
       <w:szCs w:val="32"/>
     </w:rPr>
@@ -3625,7 +3810,7 @@
       <w:rFonts w:asciiTheme="majorHAnsi" w:cstheme="majorBidi" w:eastAsiaTheme="majorEastAsia" w:hAnsiTheme="majorHAnsi" w:ascii="宋体" w:hAnsi="宋体" w:eastAsia="宋体"/>
       <w:b/>
       <w:bCs/>
-      <w:color w:themeColor="accent1" w:val="4F81BD"/>
+      <w:color w:val="000000"/>
       <w:sz w:val="36"/>
       <w:szCs w:val="28"/>
     </w:rPr>
@@ -3647,7 +3832,7 @@
       <w:rFonts w:asciiTheme="majorHAnsi" w:cstheme="majorBidi" w:eastAsiaTheme="majorEastAsia" w:hAnsiTheme="majorHAnsi" w:ascii="宋体" w:hAnsi="宋体" w:eastAsia="宋体"/>
       <w:b/>
       <w:bCs/>
-      <w:color w:themeColor="accent1" w:val="4F81BD"/>
+      <w:color w:val="000000"/>
       <w:sz w:val="27"/>
       <w:szCs w:val="24"/>
     </w:rPr>
@@ -3670,7 +3855,7 @@
       <w:i/>
       <w:b/>
       <w:bCs/>
-      <w:color w:themeColor="accent1" w:val="4F81BD"/>
+      <w:color w:val="000000"/>
       <w:sz w:val="24"/>
       <w:szCs w:val="24"/>
     </w:rPr>
@@ -3689,10 +3874,11 @@
       <w:outlineLvl w:val="4"/>
     </w:pPr>
     <w:rPr>
-      <w:rFonts w:asciiTheme="majorHAnsi" w:cstheme="majorBidi" w:eastAsiaTheme="majorEastAsia" w:hAnsiTheme="majorHAnsi"/>
+      <w:rFonts w:asciiTheme="majorHAnsi" w:cstheme="majorBidi" w:eastAsiaTheme="majorEastAsia" w:hAnsiTheme="majorHAnsi" w:ascii="宋体" w:hAnsi="宋体" w:eastAsia="宋体"/>
+      <w:b/>
       <w:iCs/>
-      <w:color w:themeColor="accent1" w:val="4F81BD"/>
-      <w:sz w:val="24"/>
+      <w:color w:val="000000"/>
+      <w:sz w:val="21"/>
       <w:szCs w:val="24"/>
     </w:rPr>
   </w:style>
@@ -3710,9 +3896,10 @@
       <w:outlineLvl w:val="5"/>
     </w:pPr>
     <w:rPr>
-      <w:rFonts w:asciiTheme="majorHAnsi" w:cstheme="majorBidi" w:eastAsiaTheme="majorEastAsia" w:hAnsiTheme="majorHAnsi"/>
-      <w:color w:themeColor="accent1" w:val="4F81BD"/>
-      <w:sz w:val="24"/>
+      <w:rFonts w:asciiTheme="majorHAnsi" w:cstheme="majorBidi" w:eastAsiaTheme="majorEastAsia" w:hAnsiTheme="majorHAnsi" w:ascii="宋体" w:hAnsi="宋体" w:eastAsia="宋体"/>
+      <w:b/>
+      <w:color w:val="000000"/>
+      <w:sz w:val="21"/>
       <w:szCs w:val="24"/>
     </w:rPr>
   </w:style>
@@ -3730,9 +3917,10 @@
       <w:outlineLvl w:val="6"/>
     </w:pPr>
     <w:rPr>
-      <w:rFonts w:asciiTheme="majorHAnsi" w:cstheme="majorBidi" w:eastAsiaTheme="majorEastAsia" w:hAnsiTheme="majorHAnsi"/>
-      <w:color w:themeColor="accent1" w:val="4F81BD"/>
-      <w:sz w:val="24"/>
+      <w:rFonts w:asciiTheme="majorHAnsi" w:cstheme="majorBidi" w:eastAsiaTheme="majorEastAsia" w:hAnsiTheme="majorHAnsi" w:ascii="宋体" w:hAnsi="宋体" w:eastAsia="宋体"/>
+      <w:b/>
+      <w:color w:val="000000"/>
+      <w:sz w:val="21"/>
       <w:szCs w:val="24"/>
     </w:rPr>
   </w:style>
@@ -3750,9 +3938,10 @@
       <w:outlineLvl w:val="7"/>
     </w:pPr>
     <w:rPr>
-      <w:rFonts w:asciiTheme="majorHAnsi" w:cstheme="majorBidi" w:eastAsiaTheme="majorEastAsia" w:hAnsiTheme="majorHAnsi"/>
-      <w:color w:themeColor="accent1" w:val="4F81BD"/>
-      <w:sz w:val="24"/>
+      <w:rFonts w:asciiTheme="majorHAnsi" w:cstheme="majorBidi" w:eastAsiaTheme="majorEastAsia" w:hAnsiTheme="majorHAnsi" w:ascii="宋体" w:hAnsi="宋体" w:eastAsia="宋体"/>
+      <w:b/>
+      <w:color w:val="000000"/>
+      <w:sz w:val="21"/>
       <w:szCs w:val="24"/>
     </w:rPr>
   </w:style>
@@ -3770,9 +3959,10 @@
       <w:outlineLvl w:val="8"/>
     </w:pPr>
     <w:rPr>
-      <w:rFonts w:asciiTheme="majorHAnsi" w:cstheme="majorBidi" w:eastAsiaTheme="majorEastAsia" w:hAnsiTheme="majorHAnsi"/>
-      <w:color w:themeColor="accent1" w:val="4F81BD"/>
-      <w:sz w:val="24"/>
+      <w:rFonts w:asciiTheme="majorHAnsi" w:cstheme="majorBidi" w:eastAsiaTheme="majorEastAsia" w:hAnsiTheme="majorHAnsi" w:ascii="宋体" w:hAnsi="宋体" w:eastAsia="宋体"/>
+      <w:b/>
+      <w:color w:val="000000"/>
+      <w:sz w:val="21"/>
       <w:szCs w:val="24"/>
     </w:rPr>
   </w:style>
@@ -3910,7 +4100,7 @@
     <w:name w:val="Hyperlink"/>
     <w:basedOn w:val="BodyTextChar"/>
     <w:rPr>
-      <w:color w:themeColor="accent1" w:val="4F81BD"/>
+      <w:color w:val="000000"/>
     </w:rPr>
   </w:style>
   <w:style w:styleId="TOCHeading" w:type="paragraph">
@@ -3928,7 +4118,7 @@
       <w:rFonts w:asciiTheme="majorHAnsi" w:cstheme="majorBidi" w:eastAsiaTheme="majorEastAsia" w:hAnsiTheme="majorHAnsi"/>
       <w:b w:val="0"/>
       <w:bCs w:val="0"/>
-      <w:color w:themeColor="accent1" w:themeShade="BF" w:val="365F91"/>
+      <w:color w:val="000000"/>
     </w:rPr>
   </w:style>
   <w:style w:type="paragraph" w:customStyle="1" w:styleId="SourceCode">
